--- a/doc/詞/宋朝/柳永/柳永-八聲甘州·對瀟瀟暮雨灑江天.docx
+++ b/doc/詞/宋朝/柳永/柳永-八聲甘州·對瀟瀟暮雨灑江天.docx
@@ -183,7 +183,7 @@
       <w:pPr>
         <w:spacing w:line="480" w:lineRule="exact"/>
         <w:rPr>
-          <w:rFonts w:ascii="標楷體" w:eastAsia="標楷體" w:hAnsi="標楷體" w:hint="eastAsia"/>
+          <w:rFonts w:ascii="標楷體" w:eastAsia="標楷體" w:hAnsi="標楷體"/>
           <w:sz w:val="34"/>
           <w:szCs w:val="34"/>
         </w:rPr>
@@ -477,7 +477,7 @@
         <w:spacing w:line="440" w:lineRule="exact"/>
         <w:ind w:leftChars="50" w:left="406" w:hanging="286"/>
         <w:rPr>
-          <w:rFonts w:ascii="標楷體" w:eastAsia="標楷體" w:hAnsi="標楷體" w:cs="標楷體" w:hint="eastAsia"/>
+          <w:rFonts w:ascii="標楷體" w:eastAsia="標楷體" w:hAnsi="標楷體" w:cs="標楷體"/>
           <w:sz w:val="28"/>
           <w:szCs w:val="28"/>
         </w:rPr>
@@ -501,7 +501,7 @@
         <w:spacing w:line="440" w:lineRule="exact"/>
         <w:ind w:leftChars="50" w:left="406" w:hanging="286"/>
         <w:rPr>
-          <w:rFonts w:ascii="標楷體" w:eastAsia="標楷體" w:hAnsi="標楷體" w:cs="標楷體" w:hint="eastAsia"/>
+          <w:rFonts w:ascii="標楷體" w:eastAsia="標楷體" w:hAnsi="標楷體" w:cs="標楷體"/>
           <w:sz w:val="28"/>
           <w:szCs w:val="28"/>
         </w:rPr>
@@ -535,122 +535,54 @@
         <w:spacing w:line="440" w:lineRule="exact"/>
         <w:ind w:leftChars="50" w:left="406" w:hanging="286"/>
         <w:rPr>
+          <w:rFonts w:ascii="標楷體" w:eastAsia="標楷體" w:hAnsi="標楷體" w:cs="標楷體"/>
+          <w:sz w:val="28"/>
+          <w:szCs w:val="28"/>
+        </w:rPr>
+      </w:pPr>
+      <w:r>
+        <w:rPr>
           <w:rFonts w:ascii="標楷體" w:eastAsia="標楷體" w:hAnsi="標楷體" w:cs="標楷體" w:hint="eastAsia"/>
           <w:sz w:val="28"/>
           <w:szCs w:val="28"/>
         </w:rPr>
-      </w:pPr>
+        <w:t>霜風</w:t>
+      </w:r>
+      <w:proofErr w:type="gramStart"/>
       <w:r>
         <w:rPr>
           <w:rFonts w:ascii="標楷體" w:eastAsia="標楷體" w:hAnsi="標楷體" w:cs="標楷體" w:hint="eastAsia"/>
           <w:sz w:val="28"/>
           <w:szCs w:val="28"/>
         </w:rPr>
+        <w:t>淒</w:t>
+      </w:r>
+      <w:proofErr w:type="gramEnd"/>
+      <w:r>
+        <w:rPr>
+          <w:rFonts w:ascii="標楷體" w:eastAsia="標楷體" w:hAnsi="標楷體" w:cs="標楷體" w:hint="eastAsia"/>
+          <w:sz w:val="28"/>
+          <w:szCs w:val="28"/>
+        </w:rPr>
+        <w:t>緊：秋風淒涼緊迫。</w:t>
+      </w:r>
+      <w:proofErr w:type="gramStart"/>
+      <w:r>
+        <w:rPr>
+          <w:rFonts w:ascii="標楷體" w:eastAsia="標楷體" w:hAnsi="標楷體" w:cs="標楷體" w:hint="eastAsia"/>
+          <w:sz w:val="28"/>
+          <w:szCs w:val="28"/>
+        </w:rPr>
         <w:t>霜風</w:t>
       </w:r>
-      <w:proofErr w:type="gramStart"/>
+      <w:proofErr w:type="gramEnd"/>
       <w:r>
         <w:rPr>
           <w:rFonts w:ascii="標楷體" w:eastAsia="標楷體" w:hAnsi="標楷體" w:cs="標楷體" w:hint="eastAsia"/>
           <w:sz w:val="28"/>
           <w:szCs w:val="28"/>
         </w:rPr>
-        <w:t>淒</w:t>
-      </w:r>
-      <w:proofErr w:type="gramEnd"/>
-      <w:r>
-        <w:rPr>
-          <w:rFonts w:ascii="標楷體" w:eastAsia="標楷體" w:hAnsi="標楷體" w:cs="標楷體" w:hint="eastAsia"/>
-          <w:sz w:val="28"/>
-          <w:szCs w:val="28"/>
-        </w:rPr>
-        <w:t>緊：秋風淒涼緊迫。</w:t>
-      </w:r>
-      <w:proofErr w:type="gramStart"/>
-      <w:r>
-        <w:rPr>
-          <w:rFonts w:ascii="標楷體" w:eastAsia="標楷體" w:hAnsi="標楷體" w:cs="標楷體" w:hint="eastAsia"/>
-          <w:sz w:val="28"/>
-          <w:szCs w:val="28"/>
-        </w:rPr>
-        <w:t>霜風</w:t>
-      </w:r>
-      <w:proofErr w:type="gramEnd"/>
-      <w:r>
-        <w:rPr>
-          <w:rFonts w:ascii="標楷體" w:eastAsia="標楷體" w:hAnsi="標楷體" w:cs="標楷體" w:hint="eastAsia"/>
-          <w:sz w:val="28"/>
-          <w:szCs w:val="28"/>
-        </w:rPr>
         <w:t>，秋風。</w:t>
-      </w:r>
-      <w:proofErr w:type="gramStart"/>
-      <w:r>
-        <w:rPr>
-          <w:rFonts w:ascii="標楷體" w:eastAsia="標楷體" w:hAnsi="標楷體" w:cs="標楷體" w:hint="eastAsia"/>
-          <w:sz w:val="28"/>
-          <w:szCs w:val="28"/>
-        </w:rPr>
-        <w:t>淒</w:t>
-      </w:r>
-      <w:proofErr w:type="gramEnd"/>
-      <w:r>
-        <w:rPr>
-          <w:rFonts w:ascii="標楷體" w:eastAsia="標楷體" w:hAnsi="標楷體" w:cs="標楷體" w:hint="eastAsia"/>
-          <w:sz w:val="28"/>
-          <w:szCs w:val="28"/>
-        </w:rPr>
-        <w:t>緊，</w:t>
-      </w:r>
-      <w:proofErr w:type="gramStart"/>
-      <w:r>
-        <w:rPr>
-          <w:rFonts w:ascii="標楷體" w:eastAsia="標楷體" w:hAnsi="標楷體" w:cs="標楷體" w:hint="eastAsia"/>
-          <w:sz w:val="28"/>
-          <w:szCs w:val="28"/>
-        </w:rPr>
-        <w:t>一</w:t>
-      </w:r>
-      <w:proofErr w:type="gramEnd"/>
-      <w:r>
-        <w:rPr>
-          <w:rFonts w:ascii="標楷體" w:eastAsia="標楷體" w:hAnsi="標楷體" w:cs="標楷體" w:hint="eastAsia"/>
-          <w:sz w:val="28"/>
-          <w:szCs w:val="28"/>
-        </w:rPr>
-        <w:t>作</w:t>
-      </w:r>
-      <w:r>
-        <w:rPr>
-          <w:rFonts w:ascii="標楷體" w:eastAsia="標楷體" w:hAnsi="標楷體" w:cs="標楷體" w:hint="eastAsia"/>
-          <w:sz w:val="28"/>
-          <w:szCs w:val="28"/>
-        </w:rPr>
-        <w:t>「</w:t>
-      </w:r>
-      <w:r>
-        <w:rPr>
-          <w:rFonts w:ascii="標楷體" w:eastAsia="標楷體" w:hAnsi="標楷體" w:cs="標楷體" w:hint="eastAsia"/>
-          <w:sz w:val="28"/>
-          <w:szCs w:val="28"/>
-        </w:rPr>
-        <w:t>悽慘</w:t>
-      </w:r>
-      <w:r>
-        <w:rPr>
-          <w:rFonts w:ascii="標楷體" w:eastAsia="標楷體" w:hAnsi="標楷體" w:cs="標楷體" w:hint="eastAsia"/>
-          <w:sz w:val="28"/>
-          <w:szCs w:val="28"/>
-        </w:rPr>
-        <w:t>」</w:t>
-      </w:r>
-      <w:r>
-        <w:rPr>
-          <w:rFonts w:ascii="標楷體" w:eastAsia="標楷體" w:hAnsi="標楷體" w:cs="標楷體" w:hint="eastAsia"/>
-          <w:sz w:val="28"/>
-          <w:szCs w:val="28"/>
-        </w:rPr>
-        <w:t>。</w:t>
       </w:r>
     </w:p>
     <w:p>
@@ -663,7 +595,7 @@
         <w:spacing w:line="440" w:lineRule="exact"/>
         <w:ind w:leftChars="50" w:left="406" w:hanging="286"/>
         <w:rPr>
-          <w:rFonts w:ascii="標楷體" w:eastAsia="標楷體" w:hAnsi="標楷體" w:cs="標楷體" w:hint="eastAsia"/>
+          <w:rFonts w:ascii="標楷體" w:eastAsia="標楷體" w:hAnsi="標楷體" w:cs="標楷體"/>
           <w:sz w:val="28"/>
           <w:szCs w:val="28"/>
         </w:rPr>
@@ -794,7 +726,7 @@
         <w:spacing w:line="440" w:lineRule="exact"/>
         <w:ind w:leftChars="50" w:left="406" w:hanging="286"/>
         <w:rPr>
-          <w:rFonts w:ascii="標楷體" w:eastAsia="標楷體" w:hAnsi="標楷體" w:cs="標楷體" w:hint="eastAsia"/>
+          <w:rFonts w:ascii="標楷體" w:eastAsia="標楷體" w:hAnsi="標楷體" w:cs="標楷體"/>
           <w:sz w:val="28"/>
           <w:szCs w:val="28"/>
         </w:rPr>
@@ -828,7 +760,7 @@
         <w:spacing w:line="440" w:lineRule="exact"/>
         <w:ind w:leftChars="50" w:left="406" w:hanging="286"/>
         <w:rPr>
-          <w:rFonts w:ascii="標楷體" w:eastAsia="標楷體" w:hAnsi="標楷體" w:cs="標楷體" w:hint="eastAsia"/>
+          <w:rFonts w:ascii="標楷體" w:eastAsia="標楷體" w:hAnsi="標楷體" w:cs="標楷體"/>
           <w:sz w:val="28"/>
           <w:szCs w:val="28"/>
         </w:rPr>
@@ -850,9 +782,9 @@
           <w:numId w:val="16"/>
         </w:numPr>
         <w:spacing w:line="440" w:lineRule="exact"/>
-        <w:ind w:leftChars="50" w:left="548" w:hanging="428"/>
-        <w:rPr>
-          <w:rFonts w:ascii="標楷體" w:eastAsia="標楷體" w:hAnsi="標楷體" w:cs="標楷體" w:hint="eastAsia"/>
+        <w:ind w:leftChars="50" w:left="406" w:hanging="286"/>
+        <w:rPr>
+          <w:rFonts w:ascii="標楷體" w:eastAsia="標楷體" w:hAnsi="標楷體" w:cs="標楷體"/>
           <w:sz w:val="28"/>
           <w:szCs w:val="28"/>
         </w:rPr>
@@ -892,23 +824,7 @@
           <w:sz w:val="28"/>
           <w:szCs w:val="28"/>
         </w:rPr>
-        <w:t>）望：抬頭遠望</w:t>
-      </w:r>
-      <w:r>
-        <w:rPr>
-          <w:rFonts w:ascii="標楷體" w:eastAsia="標楷體" w:hAnsi="標楷體" w:cs="標楷體" w:hint="eastAsia"/>
-          <w:sz w:val="28"/>
-          <w:szCs w:val="28"/>
-        </w:rPr>
-        <w:t>(盼望)</w:t>
-      </w:r>
-      <w:r>
-        <w:rPr>
-          <w:rFonts w:ascii="標楷體" w:eastAsia="標楷體" w:hAnsi="標楷體" w:cs="標楷體" w:hint="eastAsia"/>
-          <w:sz w:val="28"/>
-          <w:szCs w:val="28"/>
-        </w:rPr>
-        <w:t>。</w:t>
+        <w:t>）望：抬頭遠望(盼望)。</w:t>
       </w:r>
     </w:p>
     <w:p>
@@ -919,73 +835,65 @@
           <w:numId w:val="16"/>
         </w:numPr>
         <w:spacing w:line="440" w:lineRule="exact"/>
-        <w:ind w:leftChars="50" w:left="548" w:hanging="428"/>
+        <w:ind w:leftChars="50" w:left="406" w:hanging="286"/>
+        <w:rPr>
+          <w:rFonts w:ascii="標楷體" w:eastAsia="標楷體" w:hAnsi="標楷體" w:cs="標楷體"/>
+          <w:sz w:val="28"/>
+          <w:szCs w:val="28"/>
+        </w:rPr>
+      </w:pPr>
+      <w:r>
         <w:rPr>
           <w:rFonts w:ascii="標楷體" w:eastAsia="標楷體" w:hAnsi="標楷體" w:cs="標楷體" w:hint="eastAsia"/>
           <w:sz w:val="28"/>
           <w:szCs w:val="28"/>
         </w:rPr>
-      </w:pPr>
+        <w:t>誤幾回、天際</w:t>
+      </w:r>
+      <w:proofErr w:type="gramStart"/>
       <w:r>
         <w:rPr>
           <w:rFonts w:ascii="標楷體" w:eastAsia="標楷體" w:hAnsi="標楷體" w:cs="標楷體" w:hint="eastAsia"/>
           <w:sz w:val="28"/>
           <w:szCs w:val="28"/>
         </w:rPr>
-        <w:t>誤幾回、天際</w:t>
-      </w:r>
-      <w:proofErr w:type="gramStart"/>
+        <w:t>識歸舟</w:t>
+      </w:r>
+      <w:proofErr w:type="gramEnd"/>
       <w:r>
         <w:rPr>
           <w:rFonts w:ascii="標楷體" w:eastAsia="標楷體" w:hAnsi="標楷體" w:cs="標楷體" w:hint="eastAsia"/>
           <w:sz w:val="28"/>
           <w:szCs w:val="28"/>
         </w:rPr>
-        <w:t>識歸舟</w:t>
-      </w:r>
-      <w:proofErr w:type="gramEnd"/>
+        <w:t>：</w:t>
+      </w:r>
+      <w:proofErr w:type="gramStart"/>
       <w:r>
         <w:rPr>
           <w:rFonts w:ascii="標楷體" w:eastAsia="標楷體" w:hAnsi="標楷體" w:cs="標楷體" w:hint="eastAsia"/>
           <w:sz w:val="28"/>
           <w:szCs w:val="28"/>
         </w:rPr>
-        <w:t>：</w:t>
-      </w:r>
-      <w:proofErr w:type="gramStart"/>
+        <w:t>多少次錯把</w:t>
+      </w:r>
+      <w:proofErr w:type="gramEnd"/>
       <w:r>
         <w:rPr>
           <w:rFonts w:ascii="標楷體" w:eastAsia="標楷體" w:hAnsi="標楷體" w:cs="標楷體" w:hint="eastAsia"/>
           <w:sz w:val="28"/>
           <w:szCs w:val="28"/>
         </w:rPr>
-        <w:t>多少次錯把</w:t>
-      </w:r>
-      <w:proofErr w:type="gramEnd"/>
+        <w:t>遠處駛來的船當作心上人</w:t>
+      </w:r>
+      <w:proofErr w:type="gramStart"/>
       <w:r>
         <w:rPr>
           <w:rFonts w:ascii="標楷體" w:eastAsia="標楷體" w:hAnsi="標楷體" w:cs="標楷體" w:hint="eastAsia"/>
           <w:sz w:val="28"/>
           <w:szCs w:val="28"/>
         </w:rPr>
-        <w:t>遠處駛來的船當作心上人</w:t>
-      </w:r>
-      <w:proofErr w:type="gramStart"/>
-      <w:r>
-        <w:rPr>
-          <w:rFonts w:ascii="標楷體" w:eastAsia="標楷體" w:hAnsi="標楷體" w:cs="標楷體" w:hint="eastAsia"/>
-          <w:sz w:val="28"/>
-          <w:szCs w:val="28"/>
-        </w:rPr>
-        <w:t>的</w:t>
-      </w:r>
-      <w:r>
-        <w:rPr>
-          <w:rFonts w:ascii="標楷體" w:eastAsia="標楷體" w:hAnsi="標楷體" w:cs="標楷體" w:hint="eastAsia"/>
-          <w:sz w:val="28"/>
-          <w:szCs w:val="28"/>
-        </w:rPr>
-        <w:t>歸船</w:t>
+        <w:t>的歸船</w:t>
       </w:r>
       <w:proofErr w:type="gramEnd"/>
       <w:r>
@@ -1005,9 +913,9 @@
           <w:numId w:val="16"/>
         </w:numPr>
         <w:spacing w:line="440" w:lineRule="exact"/>
-        <w:ind w:leftChars="50" w:left="548" w:hanging="428"/>
-        <w:rPr>
-          <w:rFonts w:ascii="標楷體" w:eastAsia="標楷體" w:hAnsi="標楷體" w:cs="標楷體" w:hint="eastAsia"/>
+        <w:ind w:leftChars="0" w:left="426" w:hanging="426"/>
+        <w:rPr>
+          <w:rFonts w:ascii="標楷體" w:eastAsia="標楷體" w:hAnsi="標楷體" w:cs="標楷體"/>
           <w:sz w:val="28"/>
           <w:szCs w:val="28"/>
         </w:rPr>
@@ -1047,7 +955,7 @@
           <w:numId w:val="16"/>
         </w:numPr>
         <w:spacing w:line="440" w:lineRule="exact"/>
-        <w:ind w:leftChars="50" w:left="548" w:hanging="428"/>
+        <w:ind w:leftChars="0" w:left="426" w:hanging="426"/>
         <w:rPr>
           <w:rFonts w:ascii="標楷體" w:eastAsia="標楷體" w:hAnsi="標楷體" w:cs="標楷體"/>
           <w:sz w:val="28"/>
@@ -1089,31 +997,25 @@
           <w:sz w:val="28"/>
           <w:szCs w:val="28"/>
         </w:rPr>
-        <w:t>）：</w:t>
-      </w:r>
-    </w:p>
-    <w:p>
-      <w:pPr>
-        <w:pStyle w:val="a6"/>
-        <w:numPr>
-          <w:ilvl w:val="0"/>
-          <w:numId w:val="31"/>
-        </w:numPr>
-        <w:spacing w:line="440" w:lineRule="exact"/>
-        <w:ind w:leftChars="50" w:left="548" w:hanging="428"/>
+        <w:t>）：如此、這樣。【例】</w:t>
+      </w:r>
+      <w:proofErr w:type="gramStart"/>
+      <w:r>
         <w:rPr>
           <w:rFonts w:ascii="標楷體" w:eastAsia="標楷體" w:hAnsi="標楷體" w:cs="標楷體" w:hint="eastAsia"/>
           <w:sz w:val="28"/>
           <w:szCs w:val="28"/>
         </w:rPr>
-      </w:pPr>
+        <w:t>恁</w:t>
+      </w:r>
+      <w:proofErr w:type="gramEnd"/>
       <w:r>
         <w:rPr>
           <w:rFonts w:ascii="標楷體" w:eastAsia="標楷體" w:hAnsi="標楷體" w:cs="標楷體" w:hint="eastAsia"/>
           <w:sz w:val="28"/>
           <w:szCs w:val="28"/>
         </w:rPr>
-        <w:t>這、那。【例】</w:t>
+        <w:t>的、</w:t>
       </w:r>
       <w:proofErr w:type="gramStart"/>
       <w:r>
@@ -1131,151 +1033,7 @@
           <w:sz w:val="28"/>
           <w:szCs w:val="28"/>
         </w:rPr>
-        <w:t>時</w:t>
-      </w:r>
-    </w:p>
-    <w:p>
-      <w:pPr>
-        <w:pStyle w:val="a6"/>
-        <w:numPr>
-          <w:ilvl w:val="0"/>
-          <w:numId w:val="31"/>
-        </w:numPr>
-        <w:spacing w:line="440" w:lineRule="exact"/>
-        <w:ind w:leftChars="50" w:left="548" w:hanging="428"/>
-        <w:rPr>
-          <w:rFonts w:ascii="標楷體" w:eastAsia="標楷體" w:hAnsi="標楷體" w:cs="標楷體" w:hint="eastAsia"/>
-          <w:sz w:val="28"/>
-          <w:szCs w:val="28"/>
-        </w:rPr>
-      </w:pPr>
-      <w:r>
-        <w:rPr>
-          <w:rFonts w:ascii="標楷體" w:eastAsia="標楷體" w:hAnsi="標楷體" w:cs="標楷體" w:hint="eastAsia"/>
-          <w:sz w:val="28"/>
-          <w:szCs w:val="28"/>
-        </w:rPr>
-        <w:t>如此、這樣。【例】</w:t>
-      </w:r>
-      <w:proofErr w:type="gramStart"/>
-      <w:r>
-        <w:rPr>
-          <w:rFonts w:ascii="標楷體" w:eastAsia="標楷體" w:hAnsi="標楷體" w:cs="標楷體" w:hint="eastAsia"/>
-          <w:sz w:val="28"/>
-          <w:szCs w:val="28"/>
-        </w:rPr>
-        <w:t>恁</w:t>
-      </w:r>
-      <w:proofErr w:type="gramEnd"/>
-      <w:r>
-        <w:rPr>
-          <w:rFonts w:ascii="標楷體" w:eastAsia="標楷體" w:hAnsi="標楷體" w:cs="標楷體" w:hint="eastAsia"/>
-          <w:sz w:val="28"/>
-          <w:szCs w:val="28"/>
-        </w:rPr>
-        <w:t>的、</w:t>
-      </w:r>
-      <w:proofErr w:type="gramStart"/>
-      <w:r>
-        <w:rPr>
-          <w:rFonts w:ascii="標楷體" w:eastAsia="標楷體" w:hAnsi="標楷體" w:cs="標楷體" w:hint="eastAsia"/>
-          <w:sz w:val="28"/>
-          <w:szCs w:val="28"/>
-        </w:rPr>
-        <w:t>恁</w:t>
-      </w:r>
-      <w:proofErr w:type="gramEnd"/>
-      <w:r>
-        <w:rPr>
-          <w:rFonts w:ascii="標楷體" w:eastAsia="標楷體" w:hAnsi="標楷體" w:cs="標楷體" w:hint="eastAsia"/>
-          <w:sz w:val="28"/>
-          <w:szCs w:val="28"/>
-        </w:rPr>
         <w:t>般</w:t>
-      </w:r>
-    </w:p>
-    <w:p>
-      <w:pPr>
-        <w:pStyle w:val="a6"/>
-        <w:numPr>
-          <w:ilvl w:val="0"/>
-          <w:numId w:val="31"/>
-        </w:numPr>
-        <w:spacing w:line="440" w:lineRule="exact"/>
-        <w:ind w:leftChars="50" w:left="548" w:hanging="428"/>
-        <w:rPr>
-          <w:rFonts w:ascii="標楷體" w:eastAsia="標楷體" w:hAnsi="標楷體" w:cs="標楷體" w:hint="eastAsia"/>
-          <w:sz w:val="28"/>
-          <w:szCs w:val="28"/>
-        </w:rPr>
-      </w:pPr>
-      <w:r>
-        <w:rPr>
-          <w:rFonts w:ascii="標楷體" w:eastAsia="標楷體" w:hAnsi="標楷體" w:cs="標楷體" w:hint="eastAsia"/>
-          <w:sz w:val="28"/>
-          <w:szCs w:val="28"/>
-        </w:rPr>
-        <w:t>什麼、何。【例】</w:t>
-      </w:r>
-      <w:proofErr w:type="gramStart"/>
-      <w:r>
-        <w:rPr>
-          <w:rFonts w:ascii="標楷體" w:eastAsia="標楷體" w:hAnsi="標楷體" w:cs="標楷體" w:hint="eastAsia"/>
-          <w:sz w:val="28"/>
-          <w:szCs w:val="28"/>
-        </w:rPr>
-        <w:t>恁</w:t>
-      </w:r>
-      <w:proofErr w:type="gramEnd"/>
-      <w:r>
-        <w:rPr>
-          <w:rFonts w:ascii="標楷體" w:eastAsia="標楷體" w:hAnsi="標楷體" w:cs="標楷體" w:hint="eastAsia"/>
-          <w:sz w:val="28"/>
-          <w:szCs w:val="28"/>
-        </w:rPr>
-        <w:t>人</w:t>
-      </w:r>
-    </w:p>
-    <w:p>
-      <w:pPr>
-        <w:pStyle w:val="a6"/>
-        <w:numPr>
-          <w:ilvl w:val="0"/>
-          <w:numId w:val="31"/>
-        </w:numPr>
-        <w:spacing w:line="440" w:lineRule="exact"/>
-        <w:ind w:leftChars="50" w:left="548" w:hanging="428"/>
-        <w:rPr>
-          <w:rFonts w:ascii="標楷體" w:eastAsia="標楷體" w:hAnsi="標楷體" w:cs="標楷體"/>
-          <w:sz w:val="28"/>
-          <w:szCs w:val="28"/>
-        </w:rPr>
-      </w:pPr>
-      <w:r>
-        <w:rPr>
-          <w:rFonts w:ascii="標楷體" w:eastAsia="標楷體" w:hAnsi="標楷體" w:cs="標楷體" w:hint="eastAsia"/>
-          <w:sz w:val="28"/>
-          <w:szCs w:val="28"/>
-        </w:rPr>
-        <w:t>怎麼。【例】</w:t>
-      </w:r>
-      <w:proofErr w:type="gramStart"/>
-      <w:r>
-        <w:rPr>
-          <w:rFonts w:ascii="標楷體" w:eastAsia="標楷體" w:hAnsi="標楷體" w:cs="標楷體" w:hint="eastAsia"/>
-          <w:sz w:val="28"/>
-          <w:szCs w:val="28"/>
-        </w:rPr>
-        <w:t>恁</w:t>
-      </w:r>
-      <w:proofErr w:type="gramEnd"/>
-      <w:r>
-        <w:rPr>
-          <w:rFonts w:ascii="標楷體" w:eastAsia="標楷體" w:hAnsi="標楷體" w:cs="標楷體" w:hint="eastAsia"/>
-          <w:sz w:val="28"/>
-          <w:szCs w:val="28"/>
-        </w:rPr>
-        <w:t>麼</w:t>
       </w:r>
     </w:p>
     <w:p>
@@ -1286,11 +1044,40 @@
           <w:numId w:val="16"/>
         </w:numPr>
         <w:spacing w:line="440" w:lineRule="exact"/>
-        <w:ind w:leftChars="50" w:left="548" w:hanging="428"/>
-        <w:rPr>
-          <w:rFonts w:ascii="標楷體" w:eastAsia="標楷體" w:hAnsi="標楷體" w:cs="標楷體" w:hint="eastAsia"/>
-          <w:sz w:val="28"/>
-          <w:szCs w:val="28"/>
+        <w:ind w:leftChars="0" w:left="426" w:hanging="426"/>
+        <w:rPr>
+          <w:rFonts w:ascii="標楷體" w:eastAsia="標楷體" w:hAnsi="標楷體" w:cs="標楷體"/>
+          <w:sz w:val="28"/>
+          <w:szCs w:val="28"/>
+        </w:rPr>
+      </w:pPr>
+      <w:proofErr w:type="gramStart"/>
+      <w:r>
+        <w:rPr>
+          <w:rFonts w:ascii="標楷體" w:eastAsia="標楷體" w:hAnsi="標楷體" w:hint="eastAsia"/>
+          <w:sz w:val="28"/>
+          <w:szCs w:val="28"/>
+        </w:rPr>
+        <w:t>凝愁</w:t>
+      </w:r>
+      <w:proofErr w:type="gramEnd"/>
+      <w:r>
+        <w:rPr>
+          <w:rFonts w:ascii="標楷體" w:eastAsia="標楷體" w:hAnsi="標楷體" w:hint="eastAsia"/>
+          <w:sz w:val="28"/>
+          <w:szCs w:val="28"/>
+        </w:rPr>
+        <w:t>：憂愁凝結不解。</w:t>
+      </w:r>
+    </w:p>
+    <w:p>
+      <w:pPr>
+        <w:spacing w:beforeLines="50" w:before="180" w:line="440" w:lineRule="exact"/>
+        <w:rPr>
+          <w:rFonts w:ascii="標楷體" w:eastAsia="標楷體" w:hAnsi="標楷體"/>
+          <w:sz w:val="32"/>
+          <w:szCs w:val="32"/>
+          <w:bdr w:val="single" w:sz="4" w:space="0" w:color="auto"/>
         </w:rPr>
         <w:sectPr>
           <w:footerReference w:type="default" r:id="rId8"/>
@@ -1301,33 +1088,599 @@
           <w:docGrid w:type="lines" w:linePitch="360"/>
         </w:sectPr>
       </w:pPr>
-      <w:proofErr w:type="gramStart"/>
-      <w:r>
-        <w:rPr>
-          <w:rFonts w:ascii="標楷體" w:eastAsia="標楷體" w:hAnsi="標楷體" w:cs="標楷體" w:hint="eastAsia"/>
-          <w:sz w:val="28"/>
-          <w:szCs w:val="28"/>
-        </w:rPr>
-        <w:t>凝愁</w:t>
-      </w:r>
-      <w:proofErr w:type="gramEnd"/>
-      <w:r>
-        <w:rPr>
-          <w:rFonts w:ascii="標楷體" w:eastAsia="標楷體" w:hAnsi="標楷體" w:cs="標楷體" w:hint="eastAsia"/>
-          <w:sz w:val="28"/>
-          <w:szCs w:val="28"/>
-        </w:rPr>
-        <w:t>：憂愁凝結不解。</w:t>
-      </w:r>
     </w:p>
     <w:p>
       <w:pPr>
-        <w:spacing w:line="400" w:lineRule="exact"/>
+        <w:spacing w:beforeLines="50" w:before="180" w:line="440" w:lineRule="exact"/>
         <w:rPr>
           <w:rFonts w:ascii="標楷體" w:eastAsia="標楷體" w:hAnsi="標楷體"/>
           <w:sz w:val="32"/>
           <w:szCs w:val="32"/>
           <w:bdr w:val="single" w:sz="4" w:space="0" w:color="auto"/>
+        </w:rPr>
+      </w:pPr>
+      <w:r>
+        <w:rPr>
+          <w:rFonts w:ascii="標楷體" w:eastAsia="標楷體" w:hAnsi="標楷體" w:hint="eastAsia"/>
+          <w:sz w:val="32"/>
+          <w:szCs w:val="32"/>
+          <w:bdr w:val="single" w:sz="4" w:space="0" w:color="auto"/>
+        </w:rPr>
+        <w:t>語譯</w:t>
+      </w:r>
+    </w:p>
+    <w:p>
+      <w:pPr>
+        <w:spacing w:line="420" w:lineRule="exact"/>
+        <w:jc w:val="both"/>
+        <w:rPr>
+          <w:rFonts w:ascii="標楷體" w:eastAsia="標楷體" w:hAnsi="標楷體" w:hint="eastAsia"/>
+          <w:sz w:val="28"/>
+          <w:szCs w:val="28"/>
+        </w:rPr>
+      </w:pPr>
+      <w:r>
+        <w:rPr>
+          <w:rFonts w:ascii="標楷體" w:eastAsia="標楷體" w:hAnsi="標楷體" w:hint="eastAsia"/>
+          <w:sz w:val="28"/>
+          <w:szCs w:val="28"/>
+        </w:rPr>
+        <w:t xml:space="preserve">　　</w:t>
+      </w:r>
+      <w:r>
+        <w:rPr>
+          <w:rFonts w:ascii="標楷體" w:eastAsia="標楷體" w:hAnsi="標楷體" w:hint="eastAsia"/>
+          <w:sz w:val="28"/>
+          <w:szCs w:val="28"/>
+        </w:rPr>
+        <w:t>陣陣急促的</w:t>
+      </w:r>
+      <w:proofErr w:type="gramStart"/>
+      <w:r>
+        <w:rPr>
+          <w:rFonts w:ascii="標楷體" w:eastAsia="標楷體" w:hAnsi="標楷體" w:hint="eastAsia"/>
+          <w:sz w:val="28"/>
+          <w:szCs w:val="28"/>
+        </w:rPr>
+        <w:t>暮</w:t>
+      </w:r>
+      <w:proofErr w:type="gramEnd"/>
+      <w:r>
+        <w:rPr>
+          <w:rFonts w:ascii="標楷體" w:eastAsia="標楷體" w:hAnsi="標楷體" w:hint="eastAsia"/>
+          <w:sz w:val="28"/>
+          <w:szCs w:val="28"/>
+        </w:rPr>
+        <w:t>雨灑落在長江天際，將整片秋色洗滌得格外清爽。隨著秋風漸漸變得尖銳寒冷，山河一片</w:t>
+      </w:r>
+      <w:r>
+        <w:rPr>
+          <w:rFonts w:ascii="標楷體" w:eastAsia="標楷體" w:hAnsi="標楷體" w:hint="eastAsia"/>
+          <w:b/>
+          <w:bCs/>
+          <w:sz w:val="28"/>
+          <w:szCs w:val="28"/>
+        </w:rPr>
+        <w:t>冷清寂寥</w:t>
+      </w:r>
+      <w:r>
+        <w:rPr>
+          <w:rFonts w:ascii="標楷體" w:eastAsia="標楷體" w:hAnsi="標楷體" w:hint="eastAsia"/>
+          <w:sz w:val="28"/>
+          <w:szCs w:val="28"/>
+        </w:rPr>
+        <w:t>，夕陽的殘照正灑落在高樓之上。到處都是紅花凋零、</w:t>
+      </w:r>
+      <w:proofErr w:type="gramStart"/>
+      <w:r>
+        <w:rPr>
+          <w:rFonts w:ascii="標楷體" w:eastAsia="標楷體" w:hAnsi="標楷體" w:hint="eastAsia"/>
+          <w:sz w:val="28"/>
+          <w:szCs w:val="28"/>
+        </w:rPr>
+        <w:t>綠葉衰殘的</w:t>
+      </w:r>
+      <w:proofErr w:type="gramEnd"/>
+      <w:r>
+        <w:rPr>
+          <w:rFonts w:ascii="標楷體" w:eastAsia="標楷體" w:hAnsi="標楷體" w:hint="eastAsia"/>
+          <w:sz w:val="28"/>
+          <w:szCs w:val="28"/>
+        </w:rPr>
+        <w:t>景象，美好的自然景物正漸漸逝去。只有那長江的水，依然一言不發地向東奔流。</w:t>
+      </w:r>
+    </w:p>
+    <w:p>
+      <w:pPr>
+        <w:spacing w:line="420" w:lineRule="exact"/>
+        <w:jc w:val="both"/>
+        <w:rPr>
+          <w:rFonts w:ascii="標楷體" w:eastAsia="標楷體" w:hAnsi="標楷體" w:hint="eastAsia"/>
+          <w:sz w:val="28"/>
+          <w:szCs w:val="28"/>
+        </w:rPr>
+      </w:pPr>
+      <w:r>
+        <w:rPr>
+          <w:rFonts w:ascii="標楷體" w:eastAsia="標楷體" w:hAnsi="標楷體" w:hint="eastAsia"/>
+          <w:sz w:val="28"/>
+          <w:szCs w:val="28"/>
+        </w:rPr>
+        <w:t xml:space="preserve">　　</w:t>
+      </w:r>
+      <w:r>
+        <w:rPr>
+          <w:rFonts w:ascii="標楷體" w:eastAsia="標楷體" w:hAnsi="標楷體" w:hint="eastAsia"/>
+          <w:sz w:val="28"/>
+          <w:szCs w:val="28"/>
+        </w:rPr>
+        <w:t>實在不忍心登高遠眺，遙望那無比渺茫的故鄉，心中想回家的念頭難以抑制。嘆息自己這些年來的飄泊足跡，究竟是為了什麼要苦苦久留他鄉？想到遠方的佳人，此刻</w:t>
+      </w:r>
+      <w:proofErr w:type="gramStart"/>
+      <w:r>
+        <w:rPr>
+          <w:rFonts w:ascii="標楷體" w:eastAsia="標楷體" w:hAnsi="標楷體" w:hint="eastAsia"/>
+          <w:sz w:val="28"/>
+          <w:szCs w:val="28"/>
+        </w:rPr>
+        <w:t>定正倚著</w:t>
+      </w:r>
+      <w:proofErr w:type="gramEnd"/>
+      <w:r>
+        <w:rPr>
+          <w:rFonts w:ascii="標楷體" w:eastAsia="標楷體" w:hAnsi="標楷體" w:hint="eastAsia"/>
+          <w:sz w:val="28"/>
+          <w:szCs w:val="28"/>
+        </w:rPr>
+        <w:t>梳妝樓</w:t>
+      </w:r>
+      <w:r>
+        <w:rPr>
+          <w:rFonts w:ascii="標楷體" w:eastAsia="標楷體" w:hAnsi="標楷體" w:hint="eastAsia"/>
+          <w:b/>
+          <w:bCs/>
+          <w:sz w:val="28"/>
+          <w:szCs w:val="28"/>
+        </w:rPr>
+        <w:t>殷切</w:t>
+      </w:r>
+      <w:r>
+        <w:rPr>
+          <w:rFonts w:ascii="標楷體" w:eastAsia="標楷體" w:hAnsi="標楷體" w:hint="eastAsia"/>
+          <w:sz w:val="28"/>
+          <w:szCs w:val="28"/>
+        </w:rPr>
+        <w:t>凝望，好幾次都錯把天邊駛過的船隻，當成是我歸來的</w:t>
+      </w:r>
+      <w:r>
+        <w:rPr>
+          <w:rFonts w:ascii="標楷體" w:eastAsia="標楷體" w:hAnsi="標楷體" w:hint="eastAsia"/>
+          <w:b/>
+          <w:bCs/>
+          <w:sz w:val="28"/>
+          <w:szCs w:val="28"/>
+        </w:rPr>
+        <w:t>舟楫</w:t>
+      </w:r>
+      <w:r>
+        <w:rPr>
+          <w:rFonts w:ascii="標楷體" w:eastAsia="標楷體" w:hAnsi="標楷體" w:hint="eastAsia"/>
+          <w:sz w:val="28"/>
+          <w:szCs w:val="28"/>
+        </w:rPr>
+        <w:t>。</w:t>
+      </w:r>
+    </w:p>
+    <w:p>
+      <w:pPr>
+        <w:spacing w:line="420" w:lineRule="exact"/>
+        <w:rPr>
+          <w:rFonts w:ascii="標楷體" w:eastAsia="標楷體" w:hAnsi="標楷體"/>
+          <w:sz w:val="28"/>
+          <w:szCs w:val="28"/>
+        </w:rPr>
+      </w:pPr>
+      <w:r>
+        <w:rPr>
+          <w:rFonts w:ascii="標楷體" w:eastAsia="標楷體" w:hAnsi="標楷體" w:hint="eastAsia"/>
+          <w:sz w:val="28"/>
+          <w:szCs w:val="28"/>
+        </w:rPr>
+        <w:t xml:space="preserve">　　</w:t>
+      </w:r>
+      <w:r>
+        <w:rPr>
+          <w:rFonts w:ascii="標楷體" w:eastAsia="標楷體" w:hAnsi="標楷體" w:hint="eastAsia"/>
+          <w:sz w:val="28"/>
+          <w:szCs w:val="28"/>
+        </w:rPr>
+        <w:t>她哪裡會知道，此刻正倚靠著欄杆的我，心中也正凝聚著如此深</w:t>
+      </w:r>
+      <w:proofErr w:type="gramStart"/>
+      <w:r>
+        <w:rPr>
+          <w:rFonts w:ascii="標楷體" w:eastAsia="標楷體" w:hAnsi="標楷體" w:hint="eastAsia"/>
+          <w:sz w:val="28"/>
+          <w:szCs w:val="28"/>
+        </w:rPr>
+        <w:t>沉</w:t>
+      </w:r>
+      <w:proofErr w:type="gramEnd"/>
+      <w:r>
+        <w:rPr>
+          <w:rFonts w:ascii="標楷體" w:eastAsia="標楷體" w:hAnsi="標楷體" w:hint="eastAsia"/>
+          <w:sz w:val="28"/>
+          <w:szCs w:val="28"/>
+        </w:rPr>
+        <w:t>的愁苦！</w:t>
+      </w:r>
+    </w:p>
+    <w:p>
+      <w:pPr>
+        <w:spacing w:line="440" w:lineRule="exact"/>
+        <w:rPr>
+          <w:rFonts w:ascii="標楷體" w:eastAsia="標楷體" w:hAnsi="標楷體"/>
+          <w:sz w:val="32"/>
+          <w:szCs w:val="32"/>
+        </w:rPr>
+      </w:pPr>
+      <w:r>
+        <w:rPr>
+          <w:rFonts w:ascii="標楷體" w:eastAsia="標楷體" w:hAnsi="標楷體" w:hint="eastAsia"/>
+          <w:sz w:val="32"/>
+          <w:szCs w:val="32"/>
+          <w:bdr w:val="single" w:sz="4" w:space="0" w:color="auto"/>
+        </w:rPr>
+        <w:t>賞</w:t>
+      </w:r>
+      <w:r>
+        <w:rPr>
+          <w:rFonts w:ascii="標楷體" w:eastAsia="標楷體" w:hAnsi="標楷體" w:hint="eastAsia"/>
+          <w:sz w:val="32"/>
+          <w:szCs w:val="32"/>
+          <w:bdr w:val="single" w:sz="4" w:space="0" w:color="auto"/>
+        </w:rPr>
+        <w:t>析</w:t>
+      </w:r>
+    </w:p>
+    <w:p>
+      <w:pPr>
+        <w:spacing w:line="440" w:lineRule="exact"/>
+        <w:rPr>
+          <w:rFonts w:ascii="標楷體" w:eastAsia="標楷體" w:hAnsi="標楷體"/>
+          <w:sz w:val="28"/>
+          <w:szCs w:val="28"/>
+        </w:rPr>
+      </w:pPr>
+      <w:r>
+        <w:rPr>
+          <w:rFonts w:ascii="標楷體" w:eastAsia="標楷體" w:hAnsi="標楷體" w:hint="eastAsia"/>
+          <w:sz w:val="28"/>
+          <w:szCs w:val="28"/>
+        </w:rPr>
+        <w:t xml:space="preserve">　　</w:t>
+      </w:r>
+      <w:proofErr w:type="gramStart"/>
+      <w:r>
+        <w:rPr>
+          <w:rFonts w:ascii="標楷體" w:eastAsia="標楷體" w:hAnsi="標楷體" w:hint="eastAsia"/>
+          <w:sz w:val="28"/>
+          <w:szCs w:val="28"/>
+        </w:rPr>
+        <w:t>柳永</w:t>
+      </w:r>
+      <w:r>
+        <w:rPr>
+          <w:rFonts w:ascii="標楷體" w:eastAsia="標楷體" w:hAnsi="標楷體" w:hint="eastAsia"/>
+          <w:sz w:val="28"/>
+          <w:szCs w:val="28"/>
+        </w:rPr>
+        <w:t>的</w:t>
+      </w:r>
+      <w:proofErr w:type="gramEnd"/>
+      <w:r>
+        <w:rPr>
+          <w:rFonts w:ascii="標楷體" w:eastAsia="標楷體" w:hAnsi="標楷體" w:hint="eastAsia"/>
+          <w:sz w:val="28"/>
+          <w:szCs w:val="28"/>
+        </w:rPr>
+        <w:t>《八聲甘州》是一首極富畫面感與情感深度</w:t>
+      </w:r>
+      <w:proofErr w:type="gramStart"/>
+      <w:r>
+        <w:rPr>
+          <w:rFonts w:ascii="標楷體" w:eastAsia="標楷體" w:hAnsi="標楷體" w:hint="eastAsia"/>
+          <w:sz w:val="28"/>
+          <w:szCs w:val="28"/>
+        </w:rPr>
+        <w:t>的詞作</w:t>
+      </w:r>
+      <w:proofErr w:type="gramEnd"/>
+      <w:r>
+        <w:rPr>
+          <w:rFonts w:ascii="標楷體" w:eastAsia="標楷體" w:hAnsi="標楷體" w:hint="eastAsia"/>
+          <w:sz w:val="28"/>
+          <w:szCs w:val="28"/>
+        </w:rPr>
+        <w:t>，透過對秋天景色的描繪，抒發詞人</w:t>
+      </w:r>
+      <w:bookmarkStart w:id="2" w:name="_Hlk202448439"/>
+      <w:r>
+        <w:rPr>
+          <w:rFonts w:ascii="標楷體" w:eastAsia="標楷體" w:hAnsi="標楷體" w:hint="eastAsia"/>
+          <w:b/>
+          <w:bCs/>
+          <w:sz w:val="28"/>
+          <w:szCs w:val="28"/>
+        </w:rPr>
+        <w:t>羈旅</w:t>
+      </w:r>
+      <w:bookmarkEnd w:id="2"/>
+      <w:r>
+        <w:rPr>
+          <w:rFonts w:ascii="標楷體" w:eastAsia="標楷體" w:hAnsi="標楷體" w:hint="eastAsia"/>
+          <w:sz w:val="28"/>
+          <w:szCs w:val="28"/>
+        </w:rPr>
+        <w:t>在外、</w:t>
+      </w:r>
+      <w:proofErr w:type="gramStart"/>
+      <w:r>
+        <w:rPr>
+          <w:rFonts w:ascii="標楷體" w:eastAsia="標楷體" w:hAnsi="標楷體" w:hint="eastAsia"/>
+          <w:sz w:val="28"/>
+          <w:szCs w:val="28"/>
+        </w:rPr>
+        <w:t>思鄉懷人之</w:t>
+      </w:r>
+      <w:proofErr w:type="gramEnd"/>
+      <w:r>
+        <w:rPr>
+          <w:rFonts w:ascii="標楷體" w:eastAsia="標楷體" w:hAnsi="標楷體" w:hint="eastAsia"/>
+          <w:sz w:val="28"/>
+          <w:szCs w:val="28"/>
+        </w:rPr>
+        <w:t>情。</w:t>
+      </w:r>
+      <w:proofErr w:type="gramStart"/>
+      <w:r>
+        <w:rPr>
+          <w:rFonts w:ascii="標楷體" w:eastAsia="標楷體" w:hAnsi="標楷體" w:hint="eastAsia"/>
+          <w:sz w:val="28"/>
+          <w:szCs w:val="28"/>
+        </w:rPr>
+        <w:t>全詞借景寫情</w:t>
+      </w:r>
+      <w:proofErr w:type="gramEnd"/>
+      <w:r>
+        <w:rPr>
+          <w:rFonts w:ascii="標楷體" w:eastAsia="標楷體" w:hAnsi="標楷體" w:hint="eastAsia"/>
+          <w:sz w:val="28"/>
+          <w:szCs w:val="28"/>
+        </w:rPr>
+        <w:t>，層層推進，情景交融，是</w:t>
+      </w:r>
+      <w:proofErr w:type="gramStart"/>
+      <w:r>
+        <w:rPr>
+          <w:rFonts w:ascii="標楷體" w:eastAsia="標楷體" w:hAnsi="標楷體" w:hint="eastAsia"/>
+          <w:sz w:val="28"/>
+          <w:szCs w:val="28"/>
+          <w:u w:val="single"/>
+        </w:rPr>
+        <w:t>柳永</w:t>
+      </w:r>
+      <w:r>
+        <w:rPr>
+          <w:rFonts w:ascii="標楷體" w:eastAsia="標楷體" w:hAnsi="標楷體" w:hint="eastAsia"/>
+          <w:sz w:val="28"/>
+          <w:szCs w:val="28"/>
+        </w:rPr>
+        <w:t>長調詞中的</w:t>
+      </w:r>
+      <w:proofErr w:type="gramEnd"/>
+      <w:r>
+        <w:rPr>
+          <w:rFonts w:ascii="標楷體" w:eastAsia="標楷體" w:hAnsi="標楷體" w:hint="eastAsia"/>
+          <w:sz w:val="28"/>
+          <w:szCs w:val="28"/>
+        </w:rPr>
+        <w:t>經典之作。</w:t>
+      </w:r>
+    </w:p>
+    <w:p>
+      <w:pPr>
+        <w:spacing w:line="440" w:lineRule="exact"/>
+        <w:rPr>
+          <w:rFonts w:ascii="標楷體" w:eastAsia="標楷體" w:hAnsi="標楷體"/>
+          <w:sz w:val="28"/>
+          <w:szCs w:val="28"/>
+        </w:rPr>
+      </w:pPr>
+      <w:r>
+        <w:rPr>
+          <w:rFonts w:ascii="標楷體" w:eastAsia="標楷體" w:hAnsi="標楷體" w:hint="eastAsia"/>
+          <w:sz w:val="28"/>
+          <w:szCs w:val="28"/>
+        </w:rPr>
+        <w:t xml:space="preserve">    </w:t>
+      </w:r>
+      <w:r>
+        <w:rPr>
+          <w:rFonts w:ascii="標楷體" w:eastAsia="標楷體" w:hAnsi="標楷體" w:hint="eastAsia"/>
+          <w:sz w:val="28"/>
+          <w:szCs w:val="28"/>
+        </w:rPr>
+        <w:t>上片開頭「對瀟瀟</w:t>
+      </w:r>
+      <w:proofErr w:type="gramStart"/>
+      <w:r>
+        <w:rPr>
+          <w:rFonts w:ascii="標楷體" w:eastAsia="標楷體" w:hAnsi="標楷體" w:hint="eastAsia"/>
+          <w:sz w:val="28"/>
+          <w:szCs w:val="28"/>
+        </w:rPr>
+        <w:t>暮</w:t>
+      </w:r>
+      <w:proofErr w:type="gramEnd"/>
+      <w:r>
+        <w:rPr>
+          <w:rFonts w:ascii="標楷體" w:eastAsia="標楷體" w:hAnsi="標楷體" w:hint="eastAsia"/>
+          <w:sz w:val="28"/>
+          <w:szCs w:val="28"/>
+        </w:rPr>
+        <w:t>雨灑江天，</w:t>
+      </w:r>
+      <w:proofErr w:type="gramStart"/>
+      <w:r>
+        <w:rPr>
+          <w:rFonts w:ascii="標楷體" w:eastAsia="標楷體" w:hAnsi="標楷體" w:hint="eastAsia"/>
+          <w:sz w:val="28"/>
+          <w:szCs w:val="28"/>
+        </w:rPr>
+        <w:t>一番洗清秋</w:t>
+      </w:r>
+      <w:proofErr w:type="gramEnd"/>
+      <w:r>
+        <w:rPr>
+          <w:rFonts w:ascii="標楷體" w:eastAsia="標楷體" w:hAnsi="標楷體" w:hint="eastAsia"/>
+          <w:sz w:val="28"/>
+          <w:szCs w:val="28"/>
+        </w:rPr>
+        <w:t>」，一開始便營造出一種清冷</w:t>
+      </w:r>
+      <w:proofErr w:type="gramStart"/>
+      <w:r>
+        <w:rPr>
+          <w:rFonts w:ascii="標楷體" w:eastAsia="標楷體" w:hAnsi="標楷體" w:hint="eastAsia"/>
+          <w:sz w:val="28"/>
+          <w:szCs w:val="28"/>
+        </w:rPr>
+        <w:t>淒</w:t>
+      </w:r>
+      <w:proofErr w:type="gramEnd"/>
+      <w:r>
+        <w:rPr>
+          <w:rFonts w:ascii="標楷體" w:eastAsia="標楷體" w:hAnsi="標楷體" w:hint="eastAsia"/>
+          <w:sz w:val="28"/>
+          <w:szCs w:val="28"/>
+        </w:rPr>
+        <w:t>美的氛圍。瀟瀟細雨灑落在江面與天空</w:t>
+      </w:r>
+      <w:proofErr w:type="gramStart"/>
+      <w:r>
+        <w:rPr>
+          <w:rFonts w:ascii="標楷體" w:eastAsia="標楷體" w:hAnsi="標楷體" w:hint="eastAsia"/>
+          <w:sz w:val="28"/>
+          <w:szCs w:val="28"/>
+        </w:rPr>
+        <w:t>之間，</w:t>
+      </w:r>
+      <w:proofErr w:type="gramEnd"/>
+      <w:r>
+        <w:rPr>
+          <w:rFonts w:ascii="標楷體" w:eastAsia="標楷體" w:hAnsi="標楷體" w:hint="eastAsia"/>
+          <w:sz w:val="28"/>
+          <w:szCs w:val="28"/>
+        </w:rPr>
+        <w:t>像是為萬物洗去暑氣，正式宣告秋天的</w:t>
+      </w:r>
+      <w:r>
+        <w:rPr>
+          <w:rFonts w:ascii="標楷體" w:eastAsia="標楷體" w:hAnsi="標楷體" w:hint="eastAsia"/>
+          <w:sz w:val="28"/>
+          <w:szCs w:val="28"/>
+        </w:rPr>
+        <w:t>來臨。接著「</w:t>
+      </w:r>
+      <w:proofErr w:type="gramStart"/>
+      <w:r>
+        <w:rPr>
+          <w:rFonts w:ascii="標楷體" w:eastAsia="標楷體" w:hAnsi="標楷體" w:hint="eastAsia"/>
+          <w:sz w:val="28"/>
+          <w:szCs w:val="28"/>
+        </w:rPr>
+        <w:t>漸霜風</w:t>
+      </w:r>
+      <w:proofErr w:type="gramEnd"/>
+      <w:r>
+        <w:rPr>
+          <w:rFonts w:ascii="標楷體" w:eastAsia="標楷體" w:hAnsi="標楷體" w:hint="eastAsia"/>
+          <w:sz w:val="28"/>
+          <w:szCs w:val="28"/>
+        </w:rPr>
+        <w:t>淒慘，</w:t>
+      </w:r>
+      <w:proofErr w:type="gramStart"/>
+      <w:r>
+        <w:rPr>
+          <w:rFonts w:ascii="標楷體" w:eastAsia="標楷體" w:hAnsi="標楷體" w:hint="eastAsia"/>
+          <w:sz w:val="28"/>
+          <w:szCs w:val="28"/>
+        </w:rPr>
+        <w:t>關河冷落，殘照當樓</w:t>
+      </w:r>
+      <w:proofErr w:type="gramEnd"/>
+      <w:r>
+        <w:rPr>
+          <w:rFonts w:ascii="標楷體" w:eastAsia="標楷體" w:hAnsi="標楷體" w:hint="eastAsia"/>
+          <w:sz w:val="28"/>
+          <w:szCs w:val="28"/>
+        </w:rPr>
+        <w:t>」，描寫</w:t>
+      </w:r>
+      <w:proofErr w:type="gramStart"/>
+      <w:r>
+        <w:rPr>
+          <w:rFonts w:ascii="標楷體" w:eastAsia="標楷體" w:hAnsi="標楷體" w:hint="eastAsia"/>
+          <w:sz w:val="28"/>
+          <w:szCs w:val="28"/>
+        </w:rPr>
+        <w:t>風漸寒、景漸空</w:t>
+      </w:r>
+      <w:proofErr w:type="gramEnd"/>
+      <w:r>
+        <w:rPr>
+          <w:rFonts w:ascii="標楷體" w:eastAsia="標楷體" w:hAnsi="標楷體" w:hint="eastAsia"/>
+          <w:sz w:val="28"/>
+          <w:szCs w:val="28"/>
+        </w:rPr>
+        <w:t>、夕陽</w:t>
+      </w:r>
+      <w:proofErr w:type="gramStart"/>
+      <w:r>
+        <w:rPr>
+          <w:rFonts w:ascii="標楷體" w:eastAsia="標楷體" w:hAnsi="標楷體" w:hint="eastAsia"/>
+          <w:sz w:val="28"/>
+          <w:szCs w:val="28"/>
+        </w:rPr>
+        <w:t>映</w:t>
+      </w:r>
+      <w:r>
+        <w:rPr>
+          <w:rFonts w:ascii="標楷體" w:eastAsia="標楷體" w:hAnsi="標楷體" w:hint="eastAsia"/>
+          <w:sz w:val="28"/>
+          <w:szCs w:val="28"/>
+        </w:rPr>
+        <w:t>照空樓</w:t>
+      </w:r>
+      <w:proofErr w:type="gramEnd"/>
+      <w:r>
+        <w:rPr>
+          <w:rFonts w:ascii="標楷體" w:eastAsia="標楷體" w:hAnsi="標楷體" w:hint="eastAsia"/>
+          <w:sz w:val="28"/>
+          <w:szCs w:val="28"/>
+        </w:rPr>
+        <w:t>，景象淒清，烘托出詞人內心的孤寂與落寞。</w:t>
+      </w:r>
+    </w:p>
+    <w:p>
+      <w:pPr>
+        <w:spacing w:line="440" w:lineRule="exact"/>
+        <w:rPr>
+          <w:rFonts w:ascii="標楷體" w:eastAsia="標楷體" w:hAnsi="標楷體" w:cs="標楷體" w:hint="eastAsia"/>
+          <w:sz w:val="28"/>
+          <w:szCs w:val="28"/>
         </w:rPr>
         <w:sectPr>
           <w:type w:val="continuous"/>
@@ -1340,27 +1693,136 @@
     </w:p>
     <w:p>
       <w:pPr>
-        <w:spacing w:line="400" w:lineRule="exact"/>
+        <w:spacing w:line="440" w:lineRule="exact"/>
         <w:rPr>
           <w:rFonts w:ascii="標楷體" w:eastAsia="標楷體" w:hAnsi="標楷體"/>
-          <w:sz w:val="32"/>
-          <w:szCs w:val="32"/>
-          <w:bdr w:val="single" w:sz="4" w:space="0" w:color="auto"/>
-        </w:rPr>
-      </w:pPr>
-      <w:r>
-        <w:rPr>
-          <w:rFonts w:ascii="標楷體" w:eastAsia="標楷體" w:hAnsi="標楷體" w:hint="eastAsia"/>
-          <w:sz w:val="32"/>
-          <w:szCs w:val="32"/>
-          <w:bdr w:val="single" w:sz="4" w:space="0" w:color="auto"/>
-        </w:rPr>
-        <w:t>語譯</w:t>
+          <w:sz w:val="28"/>
+          <w:szCs w:val="28"/>
+        </w:rPr>
+      </w:pPr>
+      <w:r>
+        <w:rPr>
+          <w:rFonts w:ascii="標楷體" w:eastAsia="標楷體" w:hAnsi="標楷體" w:hint="eastAsia"/>
+          <w:sz w:val="28"/>
+          <w:szCs w:val="28"/>
+        </w:rPr>
+        <w:lastRenderedPageBreak/>
+        <w:t xml:space="preserve">　　</w:t>
+      </w:r>
+      <w:r>
+        <w:rPr>
+          <w:rFonts w:ascii="標楷體" w:eastAsia="標楷體" w:hAnsi="標楷體" w:hint="eastAsia"/>
+          <w:sz w:val="28"/>
+          <w:szCs w:val="28"/>
+        </w:rPr>
+        <w:t>「是</w:t>
+      </w:r>
+      <w:proofErr w:type="gramStart"/>
+      <w:r>
+        <w:rPr>
+          <w:rFonts w:ascii="標楷體" w:eastAsia="標楷體" w:hAnsi="標楷體" w:hint="eastAsia"/>
+          <w:sz w:val="28"/>
+          <w:szCs w:val="28"/>
+        </w:rPr>
+        <w:t>處紅衰翠減，苒苒物華休</w:t>
+      </w:r>
+      <w:proofErr w:type="gramEnd"/>
+      <w:r>
+        <w:rPr>
+          <w:rFonts w:ascii="標楷體" w:eastAsia="標楷體" w:hAnsi="標楷體" w:hint="eastAsia"/>
+          <w:sz w:val="28"/>
+          <w:szCs w:val="28"/>
+        </w:rPr>
+        <w:t>」形容大自然逐漸凋零，象徵青春不再、</w:t>
+      </w:r>
+      <w:r>
+        <w:rPr>
+          <w:rFonts w:ascii="標楷體" w:eastAsia="標楷體" w:hAnsi="標楷體" w:hint="eastAsia"/>
+          <w:b/>
+          <w:bCs/>
+          <w:sz w:val="28"/>
+          <w:szCs w:val="28"/>
+        </w:rPr>
+        <w:t>盛景</w:t>
+      </w:r>
+      <w:r>
+        <w:rPr>
+          <w:rFonts w:ascii="標楷體" w:eastAsia="標楷體" w:hAnsi="標楷體" w:hint="eastAsia"/>
+          <w:sz w:val="28"/>
+          <w:szCs w:val="28"/>
+        </w:rPr>
+        <w:t>難留，反映出詞人對流</w:t>
+      </w:r>
+      <w:proofErr w:type="gramStart"/>
+      <w:r>
+        <w:rPr>
+          <w:rFonts w:ascii="標楷體" w:eastAsia="標楷體" w:hAnsi="標楷體" w:hint="eastAsia"/>
+          <w:sz w:val="28"/>
+          <w:szCs w:val="28"/>
+        </w:rPr>
+        <w:t>年易逝</w:t>
+      </w:r>
+      <w:proofErr w:type="gramEnd"/>
+      <w:r>
+        <w:rPr>
+          <w:rFonts w:ascii="標楷體" w:eastAsia="標楷體" w:hAnsi="標楷體" w:hint="eastAsia"/>
+          <w:sz w:val="28"/>
+          <w:szCs w:val="28"/>
+        </w:rPr>
+        <w:t>的感慨。而「惟有長江水，</w:t>
+      </w:r>
+      <w:proofErr w:type="gramStart"/>
+      <w:r>
+        <w:rPr>
+          <w:rFonts w:ascii="標楷體" w:eastAsia="標楷體" w:hAnsi="標楷體" w:hint="eastAsia"/>
+          <w:sz w:val="28"/>
+          <w:szCs w:val="28"/>
+        </w:rPr>
+        <w:t>無語東流</w:t>
+      </w:r>
+      <w:proofErr w:type="gramEnd"/>
+      <w:r>
+        <w:rPr>
+          <w:rFonts w:ascii="標楷體" w:eastAsia="標楷體" w:hAnsi="標楷體" w:hint="eastAsia"/>
+          <w:sz w:val="28"/>
+          <w:szCs w:val="28"/>
+        </w:rPr>
+        <w:t>」則以大江的沉默與不息，對比詞人無言的愁緒與命運的無常，</w:t>
+      </w:r>
+      <w:proofErr w:type="gramStart"/>
+      <w:r>
+        <w:rPr>
+          <w:rFonts w:ascii="標楷體" w:eastAsia="標楷體" w:hAnsi="標楷體" w:hint="eastAsia"/>
+          <w:sz w:val="28"/>
+          <w:szCs w:val="28"/>
+        </w:rPr>
+        <w:t>增添了詞中的</w:t>
+      </w:r>
+      <w:bookmarkStart w:id="3" w:name="_Hlk202448762"/>
+      <w:proofErr w:type="gramEnd"/>
+      <w:r>
+        <w:rPr>
+          <w:rFonts w:ascii="標楷體" w:eastAsia="標楷體" w:hAnsi="標楷體" w:hint="eastAsia"/>
+          <w:b/>
+          <w:bCs/>
+          <w:sz w:val="28"/>
+          <w:szCs w:val="28"/>
+        </w:rPr>
+        <w:t>哲理</w:t>
+      </w:r>
+      <w:bookmarkEnd w:id="3"/>
+      <w:r>
+        <w:rPr>
+          <w:rFonts w:ascii="標楷體" w:eastAsia="標楷體" w:hAnsi="標楷體" w:hint="eastAsia"/>
+          <w:sz w:val="28"/>
+          <w:szCs w:val="28"/>
+        </w:rPr>
+        <w:t>意味。</w:t>
       </w:r>
     </w:p>
     <w:p>
       <w:pPr>
-        <w:spacing w:line="480" w:lineRule="exact"/>
+        <w:spacing w:line="440" w:lineRule="exact"/>
         <w:rPr>
           <w:rFonts w:ascii="標楷體" w:eastAsia="標楷體" w:hAnsi="標楷體"/>
           <w:sz w:val="28"/>
@@ -1373,15 +1835,308 @@
           <w:sz w:val="28"/>
           <w:szCs w:val="28"/>
         </w:rPr>
-        <w:t>傍</w:t>
-      </w:r>
-      <w:r>
-        <w:rPr>
-          <w:rFonts w:ascii="標楷體" w:eastAsia="標楷體" w:hAnsi="標楷體" w:hint="eastAsia"/>
-          <w:sz w:val="28"/>
-          <w:szCs w:val="28"/>
-        </w:rPr>
-        <w:t>(</w:t>
+        <w:t xml:space="preserve">　　</w:t>
+      </w:r>
+      <w:r>
+        <w:rPr>
+          <w:rFonts w:ascii="標楷體" w:eastAsia="標楷體" w:hAnsi="標楷體" w:hint="eastAsia"/>
+          <w:sz w:val="28"/>
+          <w:szCs w:val="28"/>
+        </w:rPr>
+        <w:t>下片情感進一步深化。詞人說「不忍</w:t>
+      </w:r>
+      <w:proofErr w:type="gramStart"/>
+      <w:r>
+        <w:rPr>
+          <w:rFonts w:ascii="標楷體" w:eastAsia="標楷體" w:hAnsi="標楷體" w:hint="eastAsia"/>
+          <w:sz w:val="28"/>
+          <w:szCs w:val="28"/>
+        </w:rPr>
+        <w:t>登高臨遠</w:t>
+      </w:r>
+      <w:proofErr w:type="gramEnd"/>
+      <w:r>
+        <w:rPr>
+          <w:rFonts w:ascii="標楷體" w:eastAsia="標楷體" w:hAnsi="標楷體" w:hint="eastAsia"/>
+          <w:sz w:val="28"/>
+          <w:szCs w:val="28"/>
+        </w:rPr>
+        <w:t>」，因為</w:t>
+      </w:r>
+      <w:proofErr w:type="gramStart"/>
+      <w:r>
+        <w:rPr>
+          <w:rFonts w:ascii="標楷體" w:eastAsia="標楷體" w:hAnsi="標楷體" w:hint="eastAsia"/>
+          <w:sz w:val="28"/>
+          <w:szCs w:val="28"/>
+        </w:rPr>
+        <w:t>一</w:t>
+      </w:r>
+      <w:proofErr w:type="gramEnd"/>
+      <w:r>
+        <w:rPr>
+          <w:rFonts w:ascii="標楷體" w:eastAsia="標楷體" w:hAnsi="標楷體" w:hint="eastAsia"/>
+          <w:sz w:val="28"/>
+          <w:szCs w:val="28"/>
+        </w:rPr>
+        <w:t>登高望遠，就會想起遙遠的故鄉，喚起難以平息的思鄉之情。「</w:t>
+      </w:r>
+      <w:proofErr w:type="gramStart"/>
+      <w:r>
+        <w:rPr>
+          <w:rFonts w:ascii="標楷體" w:eastAsia="標楷體" w:hAnsi="標楷體" w:hint="eastAsia"/>
+          <w:sz w:val="28"/>
+          <w:szCs w:val="28"/>
+        </w:rPr>
+        <w:t>歎年來</w:t>
+      </w:r>
+      <w:proofErr w:type="gramEnd"/>
+      <w:r>
+        <w:rPr>
+          <w:rFonts w:ascii="標楷體" w:eastAsia="標楷體" w:hAnsi="標楷體" w:hint="eastAsia"/>
+          <w:sz w:val="28"/>
+          <w:szCs w:val="28"/>
+        </w:rPr>
+        <w:t>蹤跡，</w:t>
+      </w:r>
+      <w:proofErr w:type="gramStart"/>
+      <w:r>
+        <w:rPr>
+          <w:rFonts w:ascii="標楷體" w:eastAsia="標楷體" w:hAnsi="標楷體" w:hint="eastAsia"/>
+          <w:sz w:val="28"/>
+          <w:szCs w:val="28"/>
+        </w:rPr>
+        <w:t>何事苦淹留</w:t>
+      </w:r>
+      <w:proofErr w:type="gramEnd"/>
+      <w:r>
+        <w:rPr>
+          <w:rFonts w:ascii="標楷體" w:eastAsia="標楷體" w:hAnsi="標楷體" w:hint="eastAsia"/>
+          <w:sz w:val="28"/>
+          <w:szCs w:val="28"/>
+        </w:rPr>
+        <w:t>」則是對自己多年漂泊異地的命運感到無奈和不解，透露出對仕途或人生的失望與倦怠。</w:t>
+      </w:r>
+    </w:p>
+    <w:p>
+      <w:pPr>
+        <w:spacing w:line="440" w:lineRule="exact"/>
+        <w:rPr>
+          <w:rFonts w:ascii="標楷體" w:eastAsia="標楷體" w:hAnsi="標楷體"/>
+          <w:sz w:val="28"/>
+          <w:szCs w:val="28"/>
+        </w:rPr>
+      </w:pPr>
+      <w:r>
+        <w:rPr>
+          <w:rFonts w:ascii="標楷體" w:eastAsia="標楷體" w:hAnsi="標楷體" w:hint="eastAsia"/>
+          <w:sz w:val="28"/>
+          <w:szCs w:val="28"/>
+        </w:rPr>
+        <w:t xml:space="preserve">　　</w:t>
+      </w:r>
+      <w:r>
+        <w:rPr>
+          <w:rFonts w:ascii="標楷體" w:eastAsia="標楷體" w:hAnsi="標楷體" w:hint="eastAsia"/>
+          <w:sz w:val="28"/>
+          <w:szCs w:val="28"/>
+        </w:rPr>
+        <w:t>「想佳人、妝樓</w:t>
+      </w:r>
+      <w:proofErr w:type="gramStart"/>
+      <w:r>
+        <w:rPr>
+          <w:rFonts w:ascii="標楷體" w:eastAsia="標楷體" w:hAnsi="標楷體" w:hint="eastAsia"/>
+          <w:sz w:val="28"/>
+          <w:szCs w:val="28"/>
+        </w:rPr>
+        <w:t>顒</w:t>
+      </w:r>
+      <w:proofErr w:type="gramEnd"/>
+      <w:r>
+        <w:rPr>
+          <w:rFonts w:ascii="標楷體" w:eastAsia="標楷體" w:hAnsi="標楷體" w:hint="eastAsia"/>
+          <w:sz w:val="28"/>
+          <w:szCs w:val="28"/>
+        </w:rPr>
+        <w:t>望，誤幾回、天際</w:t>
+      </w:r>
+      <w:proofErr w:type="gramStart"/>
+      <w:r>
+        <w:rPr>
+          <w:rFonts w:ascii="標楷體" w:eastAsia="標楷體" w:hAnsi="標楷體" w:hint="eastAsia"/>
+          <w:sz w:val="28"/>
+          <w:szCs w:val="28"/>
+        </w:rPr>
+        <w:t>識歸舟</w:t>
+      </w:r>
+      <w:proofErr w:type="gramEnd"/>
+      <w:r>
+        <w:rPr>
+          <w:rFonts w:ascii="標楷體" w:eastAsia="標楷體" w:hAnsi="標楷體" w:hint="eastAsia"/>
+          <w:sz w:val="28"/>
+          <w:szCs w:val="28"/>
+        </w:rPr>
+        <w:t>」這一句充滿柔情與遺憾，詞人想像遠方的心上人一直盼望著他的歸來，卻屢屢認錯遠方</w:t>
+      </w:r>
+      <w:proofErr w:type="gramStart"/>
+      <w:r>
+        <w:rPr>
+          <w:rFonts w:ascii="標楷體" w:eastAsia="標楷體" w:hAnsi="標楷體" w:hint="eastAsia"/>
+          <w:sz w:val="28"/>
+          <w:szCs w:val="28"/>
+        </w:rPr>
+        <w:t>的船影</w:t>
+      </w:r>
+      <w:proofErr w:type="gramEnd"/>
+      <w:r>
+        <w:rPr>
+          <w:rFonts w:ascii="標楷體" w:eastAsia="標楷體" w:hAnsi="標楷體" w:hint="eastAsia"/>
+          <w:sz w:val="28"/>
+          <w:szCs w:val="28"/>
+        </w:rPr>
+        <w:t>。這不僅寫出戀人的苦候，也反映出詞人自己內心的愧疚與牽掛。</w:t>
+      </w:r>
+    </w:p>
+    <w:p>
+      <w:pPr>
+        <w:spacing w:line="440" w:lineRule="exact"/>
+        <w:rPr>
+          <w:rFonts w:ascii="標楷體" w:eastAsia="標楷體" w:hAnsi="標楷體"/>
+          <w:sz w:val="28"/>
+          <w:szCs w:val="28"/>
+        </w:rPr>
+      </w:pPr>
+      <w:r>
+        <w:rPr>
+          <w:rFonts w:ascii="標楷體" w:eastAsia="標楷體" w:hAnsi="標楷體" w:hint="eastAsia"/>
+          <w:sz w:val="28"/>
+          <w:szCs w:val="28"/>
+        </w:rPr>
+        <w:t xml:space="preserve">　　</w:t>
+      </w:r>
+      <w:r>
+        <w:rPr>
+          <w:rFonts w:ascii="標楷體" w:eastAsia="標楷體" w:hAnsi="標楷體" w:hint="eastAsia"/>
+          <w:sz w:val="28"/>
+          <w:szCs w:val="28"/>
+        </w:rPr>
+        <w:t>最後「</w:t>
+      </w:r>
+      <w:proofErr w:type="gramStart"/>
+      <w:r>
+        <w:rPr>
+          <w:rFonts w:ascii="標楷體" w:eastAsia="標楷體" w:hAnsi="標楷體" w:hint="eastAsia"/>
+          <w:sz w:val="28"/>
+          <w:szCs w:val="28"/>
+        </w:rPr>
+        <w:t>爭知我</w:t>
+      </w:r>
+      <w:proofErr w:type="gramEnd"/>
+      <w:r>
+        <w:rPr>
+          <w:rFonts w:ascii="標楷體" w:eastAsia="標楷體" w:hAnsi="標楷體" w:hint="eastAsia"/>
+          <w:sz w:val="28"/>
+          <w:szCs w:val="28"/>
+        </w:rPr>
+        <w:t>、倚闌干處，正</w:t>
+      </w:r>
+      <w:proofErr w:type="gramStart"/>
+      <w:r>
+        <w:rPr>
+          <w:rFonts w:ascii="標楷體" w:eastAsia="標楷體" w:hAnsi="標楷體" w:hint="eastAsia"/>
+          <w:sz w:val="28"/>
+          <w:szCs w:val="28"/>
+        </w:rPr>
+        <w:t>恁凝愁」作結</w:t>
+      </w:r>
+      <w:proofErr w:type="gramEnd"/>
+      <w:r>
+        <w:rPr>
+          <w:rFonts w:ascii="標楷體" w:eastAsia="標楷體" w:hAnsi="標楷體" w:hint="eastAsia"/>
+          <w:sz w:val="28"/>
+          <w:szCs w:val="28"/>
+        </w:rPr>
+        <w:t>，詞人自己也</w:t>
+      </w:r>
+      <w:proofErr w:type="gramStart"/>
+      <w:r>
+        <w:rPr>
+          <w:rFonts w:ascii="標楷體" w:eastAsia="標楷體" w:hAnsi="標楷體" w:hint="eastAsia"/>
+          <w:sz w:val="28"/>
+          <w:szCs w:val="28"/>
+        </w:rPr>
+        <w:t>在愁思中倚欄</w:t>
+      </w:r>
+      <w:proofErr w:type="gramEnd"/>
+      <w:r>
+        <w:rPr>
+          <w:rFonts w:ascii="標楷體" w:eastAsia="標楷體" w:hAnsi="標楷體" w:hint="eastAsia"/>
+          <w:sz w:val="28"/>
+          <w:szCs w:val="28"/>
+        </w:rPr>
+        <w:t>遠望，雙方遙遙相望、卻無法相見，形成強烈的情感共鳴。</w:t>
+      </w:r>
+    </w:p>
+    <w:p>
+      <w:pPr>
+        <w:spacing w:line="440" w:lineRule="exact"/>
+        <w:rPr>
+          <w:rFonts w:ascii="標楷體" w:eastAsia="標楷體" w:hAnsi="標楷體"/>
+          <w:sz w:val="28"/>
+          <w:szCs w:val="28"/>
+        </w:rPr>
+      </w:pPr>
+      <w:r>
+        <w:rPr>
+          <w:rFonts w:ascii="標楷體" w:eastAsia="標楷體" w:hAnsi="標楷體" w:hint="eastAsia"/>
+          <w:sz w:val="28"/>
+          <w:szCs w:val="28"/>
+        </w:rPr>
+        <w:t xml:space="preserve">　　</w:t>
+      </w:r>
+      <w:r>
+        <w:rPr>
+          <w:rFonts w:ascii="標楷體" w:eastAsia="標楷體" w:hAnsi="標楷體" w:hint="eastAsia"/>
+          <w:sz w:val="28"/>
+          <w:szCs w:val="28"/>
+        </w:rPr>
+        <w:t>這首《八聲甘州》</w:t>
+      </w:r>
+      <w:proofErr w:type="gramStart"/>
+      <w:r>
+        <w:rPr>
+          <w:rFonts w:ascii="標楷體" w:eastAsia="標楷體" w:hAnsi="標楷體" w:hint="eastAsia"/>
+          <w:sz w:val="28"/>
+          <w:szCs w:val="28"/>
+        </w:rPr>
+        <w:t>是</w:t>
+      </w:r>
+      <w:r>
+        <w:rPr>
+          <w:rFonts w:ascii="標楷體" w:eastAsia="標楷體" w:hAnsi="標楷體" w:hint="eastAsia"/>
+          <w:sz w:val="28"/>
+          <w:szCs w:val="28"/>
+          <w:u w:val="single"/>
+        </w:rPr>
+        <w:t>柳永</w:t>
+      </w:r>
+      <w:proofErr w:type="gramEnd"/>
+      <w:r>
+        <w:rPr>
+          <w:rFonts w:ascii="標楷體" w:eastAsia="標楷體" w:hAnsi="標楷體" w:hint="eastAsia"/>
+          <w:sz w:val="28"/>
+          <w:szCs w:val="28"/>
+        </w:rPr>
+        <w:t>晚年心境的真實流露</w:t>
+      </w:r>
+      <w:r>
+        <w:rPr>
+          <w:rFonts w:ascii="標楷體" w:eastAsia="標楷體" w:hAnsi="標楷體" w:hint="eastAsia"/>
+          <w:sz w:val="28"/>
+          <w:szCs w:val="28"/>
+        </w:rPr>
+        <w:t>（</w:t>
       </w:r>
       <w:proofErr w:type="gramStart"/>
       <w:r>
@@ -1391,1075 +2146,7 @@
           <w:sz w:val="16"/>
           <w:szCs w:val="16"/>
         </w:rPr>
-        <w:t>ㄅㄤ</w:t>
-      </w:r>
-      <w:proofErr w:type="gramEnd"/>
-      <w:r>
-        <w:rPr>
-          <w:rFonts w:ascii="標楷體" w:eastAsia="標楷體" w:hAnsi="標楷體" w:hint="eastAsia"/>
-          <w:sz w:val="28"/>
-          <w:szCs w:val="28"/>
-        </w:rPr>
-        <w:t>)</w:t>
-      </w:r>
-      <w:r>
-        <w:rPr>
-          <w:rFonts w:ascii="標楷體" w:eastAsia="標楷體" w:hAnsi="標楷體" w:hint="eastAsia"/>
-          <w:sz w:val="28"/>
-          <w:szCs w:val="28"/>
-        </w:rPr>
-        <w:t>晚的天空下著綿綿細雨，灑落在江面和天空</w:t>
-      </w:r>
-      <w:proofErr w:type="gramStart"/>
-      <w:r>
-        <w:rPr>
-          <w:rFonts w:ascii="標楷體" w:eastAsia="標楷體" w:hAnsi="標楷體" w:hint="eastAsia"/>
-          <w:sz w:val="28"/>
-          <w:szCs w:val="28"/>
-        </w:rPr>
-        <w:t>之間，</w:t>
-      </w:r>
-      <w:proofErr w:type="gramEnd"/>
-      <w:r>
-        <w:rPr>
-          <w:rFonts w:ascii="標楷體" w:eastAsia="標楷體" w:hAnsi="標楷體" w:hint="eastAsia"/>
-          <w:sz w:val="28"/>
-          <w:szCs w:val="28"/>
-        </w:rPr>
-        <w:t>好像替整個秋天洗了一遍，讓空氣變得清新又涼爽。</w:t>
-      </w:r>
-    </w:p>
-    <w:p>
-      <w:pPr>
-        <w:spacing w:line="480" w:lineRule="exact"/>
-        <w:rPr>
-          <w:rFonts w:ascii="標楷體" w:eastAsia="標楷體" w:hAnsi="標楷體"/>
-          <w:sz w:val="28"/>
-          <w:szCs w:val="28"/>
-        </w:rPr>
-      </w:pPr>
-      <w:r>
-        <w:rPr>
-          <w:rFonts w:ascii="標楷體" w:eastAsia="標楷體" w:hAnsi="標楷體" w:hint="eastAsia"/>
-          <w:sz w:val="28"/>
-          <w:szCs w:val="28"/>
-        </w:rPr>
-        <w:t>漸漸地，秋風吹來，越來越冷，讓人感覺悲傷。邊關和河岸一帶顯得冷清孤單，太陽快下山了，只剩下最後的光照在高樓上。</w:t>
-      </w:r>
-    </w:p>
-    <w:p>
-      <w:pPr>
-        <w:spacing w:line="480" w:lineRule="exact"/>
-        <w:rPr>
-          <w:rFonts w:ascii="標楷體" w:eastAsia="標楷體" w:hAnsi="標楷體"/>
-          <w:sz w:val="28"/>
-          <w:szCs w:val="28"/>
-        </w:rPr>
-      </w:pPr>
-      <w:r>
-        <w:rPr>
-          <w:rFonts w:ascii="標楷體" w:eastAsia="標楷體" w:hAnsi="標楷體" w:hint="eastAsia"/>
-          <w:sz w:val="28"/>
-          <w:szCs w:val="28"/>
-        </w:rPr>
-        <w:t>到處的紅花綠葉都凋謝了，美麗的景色慢慢消失。只有那條長江的水，什麼話也沒說，就靜靜地往</w:t>
-      </w:r>
-      <w:proofErr w:type="gramStart"/>
-      <w:r>
-        <w:rPr>
-          <w:rFonts w:ascii="標楷體" w:eastAsia="標楷體" w:hAnsi="標楷體" w:hint="eastAsia"/>
-          <w:sz w:val="28"/>
-          <w:szCs w:val="28"/>
-        </w:rPr>
-        <w:t>東流去</w:t>
-      </w:r>
-      <w:proofErr w:type="gramEnd"/>
-      <w:r>
-        <w:rPr>
-          <w:rFonts w:ascii="標楷體" w:eastAsia="標楷體" w:hAnsi="標楷體" w:hint="eastAsia"/>
-          <w:sz w:val="28"/>
-          <w:szCs w:val="28"/>
-        </w:rPr>
-        <w:t>。</w:t>
-      </w:r>
-    </w:p>
-    <w:p>
-      <w:pPr>
-        <w:spacing w:line="480" w:lineRule="exact"/>
-        <w:rPr>
-          <w:rFonts w:ascii="標楷體" w:eastAsia="標楷體" w:hAnsi="標楷體"/>
-          <w:sz w:val="28"/>
-          <w:szCs w:val="28"/>
-        </w:rPr>
-      </w:pPr>
-      <w:r>
-        <w:rPr>
-          <w:rFonts w:ascii="標楷體" w:eastAsia="標楷體" w:hAnsi="標楷體" w:hint="eastAsia"/>
-          <w:sz w:val="28"/>
-          <w:szCs w:val="28"/>
-        </w:rPr>
-        <w:t>我不忍心登上高樓遠望，因為一想到遙遠的家鄉，心裡就很難過，想回家卻沒辦法實現。唉，這幾年來到處漂泊，不知道為什麼總是</w:t>
-      </w:r>
-      <w:bookmarkStart w:id="2" w:name="_Hlk202448164"/>
-      <w:r>
-        <w:rPr>
-          <w:rFonts w:ascii="標楷體" w:eastAsia="標楷體" w:hAnsi="標楷體" w:hint="eastAsia"/>
-          <w:b/>
-          <w:bCs/>
-          <w:sz w:val="28"/>
-          <w:szCs w:val="28"/>
-        </w:rPr>
-        <w:t>離鄉背井</w:t>
-      </w:r>
-      <w:bookmarkEnd w:id="2"/>
-      <w:r>
-        <w:rPr>
-          <w:rFonts w:ascii="標楷體" w:eastAsia="標楷體" w:hAnsi="標楷體" w:hint="eastAsia"/>
-          <w:sz w:val="28"/>
-          <w:szCs w:val="28"/>
-        </w:rPr>
-        <w:t>這麼久！</w:t>
-      </w:r>
-    </w:p>
-    <w:p>
-      <w:pPr>
-        <w:spacing w:line="480" w:lineRule="exact"/>
-        <w:rPr>
-          <w:rFonts w:ascii="標楷體" w:eastAsia="標楷體" w:hAnsi="標楷體" w:hint="eastAsia"/>
-          <w:sz w:val="28"/>
-          <w:szCs w:val="28"/>
-        </w:rPr>
-      </w:pPr>
-      <w:r>
-        <w:rPr>
-          <w:rFonts w:ascii="標楷體" w:eastAsia="標楷體" w:hAnsi="標楷體" w:hint="eastAsia"/>
-          <w:sz w:val="28"/>
-          <w:szCs w:val="28"/>
-        </w:rPr>
-        <w:t>我想像那個心愛的人，站在</w:t>
-      </w:r>
-      <w:r>
-        <w:rPr>
-          <w:rFonts w:ascii="標楷體" w:eastAsia="標楷體" w:hAnsi="標楷體" w:hint="eastAsia"/>
-          <w:sz w:val="28"/>
-          <w:szCs w:val="28"/>
-        </w:rPr>
-        <w:t>閨房</w:t>
-      </w:r>
-      <w:r>
-        <w:rPr>
-          <w:rFonts w:ascii="標楷體" w:eastAsia="標楷體" w:hAnsi="標楷體" w:hint="eastAsia"/>
-          <w:sz w:val="28"/>
-          <w:szCs w:val="28"/>
-        </w:rPr>
-        <w:t>裡向遠方張望，好幾次都認錯了天邊出現的船，以為是</w:t>
-      </w:r>
-      <w:r>
-        <w:rPr>
-          <w:rFonts w:ascii="標楷體" w:eastAsia="標楷體" w:hAnsi="標楷體" w:hint="eastAsia"/>
-          <w:sz w:val="28"/>
-          <w:szCs w:val="28"/>
-        </w:rPr>
-        <w:t>心上人</w:t>
-      </w:r>
-      <w:r>
-        <w:rPr>
-          <w:rFonts w:ascii="標楷體" w:eastAsia="標楷體" w:hAnsi="標楷體" w:hint="eastAsia"/>
-          <w:sz w:val="28"/>
-          <w:szCs w:val="28"/>
-        </w:rPr>
-        <w:t>回來了。</w:t>
-      </w:r>
-    </w:p>
-    <w:p>
-      <w:pPr>
-        <w:spacing w:line="480" w:lineRule="exact"/>
-        <w:rPr>
-          <w:rFonts w:ascii="標楷體" w:eastAsia="標楷體" w:hAnsi="標楷體"/>
-          <w:sz w:val="28"/>
-          <w:szCs w:val="28"/>
-        </w:rPr>
-      </w:pPr>
-      <w:r>
-        <w:rPr>
-          <w:rFonts w:ascii="標楷體" w:eastAsia="標楷體" w:hAnsi="標楷體" w:hint="eastAsia"/>
-          <w:sz w:val="28"/>
-          <w:szCs w:val="28"/>
-        </w:rPr>
-        <w:t>你怎麼會知道，我也常常倚著</w:t>
-      </w:r>
-      <w:r>
-        <w:rPr>
-          <w:rFonts w:ascii="標楷體" w:eastAsia="標楷體" w:hAnsi="標楷體" w:hint="eastAsia"/>
-          <w:sz w:val="28"/>
-          <w:szCs w:val="28"/>
-        </w:rPr>
-        <w:t>欄杆</w:t>
-      </w:r>
-      <w:r>
-        <w:rPr>
-          <w:rFonts w:ascii="標楷體" w:eastAsia="標楷體" w:hAnsi="標楷體" w:hint="eastAsia"/>
-          <w:sz w:val="28"/>
-          <w:szCs w:val="28"/>
-        </w:rPr>
-        <w:t>發呆，心裡充滿了憂愁和思念呢？</w:t>
-      </w:r>
-      <w:r>
-        <w:rPr>
-          <w:rFonts w:ascii="標楷體" w:eastAsia="標楷體" w:hAnsi="標楷體" w:hint="eastAsia"/>
-          <w:sz w:val="28"/>
-          <w:szCs w:val="28"/>
-        </w:rPr>
-        <w:t>。</w:t>
-      </w:r>
-    </w:p>
-    <w:p>
-      <w:pPr>
-        <w:spacing w:line="480" w:lineRule="exact"/>
-        <w:rPr>
-          <w:rFonts w:ascii="標楷體" w:eastAsia="標楷體" w:hAnsi="標楷體"/>
-          <w:sz w:val="32"/>
-          <w:szCs w:val="32"/>
-          <w:bdr w:val="single" w:sz="4" w:space="0" w:color="auto"/>
-        </w:rPr>
-        <w:sectPr>
-          <w:type w:val="continuous"/>
-          <w:pgSz w:w="11906" w:h="16838"/>
-          <w:pgMar w:top="567" w:right="851" w:bottom="567" w:left="851" w:header="567" w:footer="0" w:gutter="0"/>
-          <w:cols w:space="425"/>
-          <w:docGrid w:type="lines" w:linePitch="360"/>
-        </w:sectPr>
-      </w:pPr>
-    </w:p>
-    <w:p>
-      <w:pPr>
-        <w:spacing w:line="440" w:lineRule="exact"/>
-        <w:rPr>
-          <w:rFonts w:ascii="標楷體" w:eastAsia="標楷體" w:hAnsi="標楷體"/>
-          <w:sz w:val="32"/>
-          <w:szCs w:val="32"/>
-        </w:rPr>
-      </w:pPr>
-      <w:r>
-        <w:rPr>
-          <w:rFonts w:ascii="標楷體" w:eastAsia="標楷體" w:hAnsi="標楷體" w:hint="eastAsia"/>
-          <w:sz w:val="32"/>
-          <w:szCs w:val="32"/>
-          <w:bdr w:val="single" w:sz="4" w:space="0" w:color="auto"/>
-        </w:rPr>
-        <w:lastRenderedPageBreak/>
-        <w:t>賞</w:t>
-      </w:r>
-      <w:r>
-        <w:rPr>
-          <w:rFonts w:ascii="標楷體" w:eastAsia="標楷體" w:hAnsi="標楷體" w:hint="eastAsia"/>
-          <w:sz w:val="32"/>
-          <w:szCs w:val="32"/>
-          <w:bdr w:val="single" w:sz="4" w:space="0" w:color="auto"/>
-        </w:rPr>
-        <w:t>析</w:t>
-      </w:r>
-    </w:p>
-    <w:p>
-      <w:pPr>
-        <w:spacing w:line="480" w:lineRule="exact"/>
-        <w:rPr>
-          <w:rFonts w:ascii="標楷體" w:eastAsia="標楷體" w:hAnsi="標楷體"/>
-          <w:sz w:val="28"/>
-          <w:szCs w:val="28"/>
-        </w:rPr>
-      </w:pPr>
-      <w:r>
-        <w:rPr>
-          <w:rFonts w:ascii="標楷體" w:eastAsia="標楷體" w:hAnsi="標楷體" w:hint="eastAsia"/>
-          <w:sz w:val="28"/>
-          <w:szCs w:val="28"/>
-        </w:rPr>
-        <w:t xml:space="preserve">　　</w:t>
-      </w:r>
-      <w:proofErr w:type="gramStart"/>
-      <w:r>
-        <w:rPr>
-          <w:rFonts w:ascii="標楷體" w:eastAsia="標楷體" w:hAnsi="標楷體" w:hint="eastAsia"/>
-          <w:sz w:val="28"/>
-          <w:szCs w:val="28"/>
-          <w:u w:val="single"/>
-        </w:rPr>
-        <w:t>柳永</w:t>
-      </w:r>
-      <w:r>
-        <w:rPr>
-          <w:rFonts w:ascii="標楷體" w:eastAsia="標楷體" w:hAnsi="標楷體" w:hint="eastAsia"/>
-          <w:sz w:val="28"/>
-          <w:szCs w:val="28"/>
-        </w:rPr>
-        <w:t>的</w:t>
-      </w:r>
-      <w:proofErr w:type="gramEnd"/>
-      <w:r>
-        <w:rPr>
-          <w:rFonts w:ascii="標楷體" w:eastAsia="標楷體" w:hAnsi="標楷體" w:hint="eastAsia"/>
-          <w:sz w:val="28"/>
-          <w:szCs w:val="28"/>
-        </w:rPr>
-        <w:t>《八聲甘州》是一首極富畫面感與情感深度</w:t>
-      </w:r>
-      <w:proofErr w:type="gramStart"/>
-      <w:r>
-        <w:rPr>
-          <w:rFonts w:ascii="標楷體" w:eastAsia="標楷體" w:hAnsi="標楷體" w:hint="eastAsia"/>
-          <w:sz w:val="28"/>
-          <w:szCs w:val="28"/>
-        </w:rPr>
-        <w:t>的詞作</w:t>
-      </w:r>
-      <w:proofErr w:type="gramEnd"/>
-      <w:r>
-        <w:rPr>
-          <w:rFonts w:ascii="標楷體" w:eastAsia="標楷體" w:hAnsi="標楷體" w:hint="eastAsia"/>
-          <w:sz w:val="28"/>
-          <w:szCs w:val="28"/>
-        </w:rPr>
-        <w:t>，透過對秋天景色的描繪，抒發詞人</w:t>
-      </w:r>
-      <w:bookmarkStart w:id="3" w:name="_Hlk202448439"/>
-      <w:r>
-        <w:rPr>
-          <w:rFonts w:ascii="標楷體" w:eastAsia="標楷體" w:hAnsi="標楷體" w:hint="eastAsia"/>
-          <w:b/>
-          <w:bCs/>
-          <w:sz w:val="28"/>
-          <w:szCs w:val="28"/>
-        </w:rPr>
-        <w:t>羈旅</w:t>
-      </w:r>
-      <w:bookmarkEnd w:id="3"/>
-      <w:r>
-        <w:rPr>
-          <w:rFonts w:ascii="標楷體" w:eastAsia="標楷體" w:hAnsi="標楷體" w:hint="eastAsia"/>
-          <w:sz w:val="28"/>
-          <w:szCs w:val="28"/>
-        </w:rPr>
-        <w:t>在外、</w:t>
-      </w:r>
-      <w:proofErr w:type="gramStart"/>
-      <w:r>
-        <w:rPr>
-          <w:rFonts w:ascii="標楷體" w:eastAsia="標楷體" w:hAnsi="標楷體" w:hint="eastAsia"/>
-          <w:sz w:val="28"/>
-          <w:szCs w:val="28"/>
-        </w:rPr>
-        <w:t>思鄉懷人之</w:t>
-      </w:r>
-      <w:proofErr w:type="gramEnd"/>
-      <w:r>
-        <w:rPr>
-          <w:rFonts w:ascii="標楷體" w:eastAsia="標楷體" w:hAnsi="標楷體" w:hint="eastAsia"/>
-          <w:sz w:val="28"/>
-          <w:szCs w:val="28"/>
-        </w:rPr>
-        <w:t>情。</w:t>
-      </w:r>
-      <w:proofErr w:type="gramStart"/>
-      <w:r>
-        <w:rPr>
-          <w:rFonts w:ascii="標楷體" w:eastAsia="標楷體" w:hAnsi="標楷體" w:hint="eastAsia"/>
-          <w:sz w:val="28"/>
-          <w:szCs w:val="28"/>
-        </w:rPr>
-        <w:t>全詞借景寫情</w:t>
-      </w:r>
-      <w:proofErr w:type="gramEnd"/>
-      <w:r>
-        <w:rPr>
-          <w:rFonts w:ascii="標楷體" w:eastAsia="標楷體" w:hAnsi="標楷體" w:hint="eastAsia"/>
-          <w:sz w:val="28"/>
-          <w:szCs w:val="28"/>
-        </w:rPr>
-        <w:t>，層層推進，情景交融，是</w:t>
-      </w:r>
-      <w:proofErr w:type="gramStart"/>
-      <w:r>
-        <w:rPr>
-          <w:rFonts w:ascii="標楷體" w:eastAsia="標楷體" w:hAnsi="標楷體" w:hint="eastAsia"/>
-          <w:sz w:val="28"/>
-          <w:szCs w:val="28"/>
-          <w:u w:val="single"/>
-        </w:rPr>
-        <w:t>柳永</w:t>
-      </w:r>
-      <w:r>
-        <w:rPr>
-          <w:rFonts w:ascii="標楷體" w:eastAsia="標楷體" w:hAnsi="標楷體" w:hint="eastAsia"/>
-          <w:sz w:val="28"/>
-          <w:szCs w:val="28"/>
-        </w:rPr>
-        <w:t>長調詞中的</w:t>
-      </w:r>
-      <w:proofErr w:type="gramEnd"/>
-      <w:r>
-        <w:rPr>
-          <w:rFonts w:ascii="標楷體" w:eastAsia="標楷體" w:hAnsi="標楷體" w:hint="eastAsia"/>
-          <w:sz w:val="28"/>
-          <w:szCs w:val="28"/>
-        </w:rPr>
-        <w:t>經典之作。</w:t>
-      </w:r>
-    </w:p>
-    <w:p>
-      <w:pPr>
-        <w:spacing w:line="480" w:lineRule="exact"/>
-        <w:rPr>
-          <w:rFonts w:ascii="標楷體" w:eastAsia="標楷體" w:hAnsi="標楷體" w:hint="eastAsia"/>
-          <w:sz w:val="28"/>
-          <w:szCs w:val="28"/>
-        </w:rPr>
-      </w:pPr>
-      <w:r>
-        <w:rPr>
-          <w:rFonts w:ascii="標楷體" w:eastAsia="標楷體" w:hAnsi="標楷體" w:hint="eastAsia"/>
-          <w:sz w:val="28"/>
-          <w:szCs w:val="28"/>
-        </w:rPr>
-        <w:t xml:space="preserve">　　</w:t>
-      </w:r>
-      <w:r>
-        <w:rPr>
-          <w:rFonts w:ascii="標楷體" w:eastAsia="標楷體" w:hAnsi="標楷體" w:hint="eastAsia"/>
-          <w:sz w:val="28"/>
-          <w:szCs w:val="28"/>
-        </w:rPr>
-        <w:t>上片開頭「對瀟瀟</w:t>
-      </w:r>
-      <w:proofErr w:type="gramStart"/>
-      <w:r>
-        <w:rPr>
-          <w:rFonts w:ascii="標楷體" w:eastAsia="標楷體" w:hAnsi="標楷體" w:hint="eastAsia"/>
-          <w:sz w:val="28"/>
-          <w:szCs w:val="28"/>
-        </w:rPr>
-        <w:t>暮</w:t>
-      </w:r>
-      <w:proofErr w:type="gramEnd"/>
-      <w:r>
-        <w:rPr>
-          <w:rFonts w:ascii="標楷體" w:eastAsia="標楷體" w:hAnsi="標楷體" w:hint="eastAsia"/>
-          <w:sz w:val="28"/>
-          <w:szCs w:val="28"/>
-        </w:rPr>
-        <w:t>雨灑江天，</w:t>
-      </w:r>
-      <w:proofErr w:type="gramStart"/>
-      <w:r>
-        <w:rPr>
-          <w:rFonts w:ascii="標楷體" w:eastAsia="標楷體" w:hAnsi="標楷體" w:hint="eastAsia"/>
-          <w:sz w:val="28"/>
-          <w:szCs w:val="28"/>
-        </w:rPr>
-        <w:t>一番洗清秋</w:t>
-      </w:r>
-      <w:proofErr w:type="gramEnd"/>
-      <w:r>
-        <w:rPr>
-          <w:rFonts w:ascii="標楷體" w:eastAsia="標楷體" w:hAnsi="標楷體" w:hint="eastAsia"/>
-          <w:sz w:val="28"/>
-          <w:szCs w:val="28"/>
-        </w:rPr>
-        <w:t>」，一開始便營造出一種清冷</w:t>
-      </w:r>
-      <w:proofErr w:type="gramStart"/>
-      <w:r>
-        <w:rPr>
-          <w:rFonts w:ascii="標楷體" w:eastAsia="標楷體" w:hAnsi="標楷體" w:hint="eastAsia"/>
-          <w:sz w:val="28"/>
-          <w:szCs w:val="28"/>
-        </w:rPr>
-        <w:t>淒</w:t>
-      </w:r>
-      <w:proofErr w:type="gramEnd"/>
-      <w:r>
-        <w:rPr>
-          <w:rFonts w:ascii="標楷體" w:eastAsia="標楷體" w:hAnsi="標楷體" w:hint="eastAsia"/>
-          <w:sz w:val="28"/>
-          <w:szCs w:val="28"/>
-        </w:rPr>
-        <w:t>美的氛圍。瀟瀟細雨灑落在江面與天空</w:t>
-      </w:r>
-      <w:proofErr w:type="gramStart"/>
-      <w:r>
-        <w:rPr>
-          <w:rFonts w:ascii="標楷體" w:eastAsia="標楷體" w:hAnsi="標楷體" w:hint="eastAsia"/>
-          <w:sz w:val="28"/>
-          <w:szCs w:val="28"/>
-        </w:rPr>
-        <w:t>之間，</w:t>
-      </w:r>
-      <w:proofErr w:type="gramEnd"/>
-      <w:r>
-        <w:rPr>
-          <w:rFonts w:ascii="標楷體" w:eastAsia="標楷體" w:hAnsi="標楷體" w:hint="eastAsia"/>
-          <w:sz w:val="28"/>
-          <w:szCs w:val="28"/>
-        </w:rPr>
-        <w:t>像是為萬物洗去暑氣，正式宣告秋天的來臨。接著「</w:t>
-      </w:r>
-      <w:proofErr w:type="gramStart"/>
-      <w:r>
-        <w:rPr>
-          <w:rFonts w:ascii="標楷體" w:eastAsia="標楷體" w:hAnsi="標楷體" w:hint="eastAsia"/>
-          <w:sz w:val="28"/>
-          <w:szCs w:val="28"/>
-        </w:rPr>
-        <w:t>漸霜風</w:t>
-      </w:r>
-      <w:proofErr w:type="gramEnd"/>
-      <w:r>
-        <w:rPr>
-          <w:rFonts w:ascii="標楷體" w:eastAsia="標楷體" w:hAnsi="標楷體" w:hint="eastAsia"/>
-          <w:sz w:val="28"/>
-          <w:szCs w:val="28"/>
-        </w:rPr>
-        <w:t>淒慘，</w:t>
-      </w:r>
-      <w:proofErr w:type="gramStart"/>
-      <w:r>
-        <w:rPr>
-          <w:rFonts w:ascii="標楷體" w:eastAsia="標楷體" w:hAnsi="標楷體" w:hint="eastAsia"/>
-          <w:sz w:val="28"/>
-          <w:szCs w:val="28"/>
-        </w:rPr>
-        <w:t>關河冷落，殘照當樓</w:t>
-      </w:r>
-      <w:proofErr w:type="gramEnd"/>
-      <w:r>
-        <w:rPr>
-          <w:rFonts w:ascii="標楷體" w:eastAsia="標楷體" w:hAnsi="標楷體" w:hint="eastAsia"/>
-          <w:sz w:val="28"/>
-          <w:szCs w:val="28"/>
-        </w:rPr>
-        <w:t>」，描寫</w:t>
-      </w:r>
-      <w:proofErr w:type="gramStart"/>
-      <w:r>
-        <w:rPr>
-          <w:rFonts w:ascii="標楷體" w:eastAsia="標楷體" w:hAnsi="標楷體" w:hint="eastAsia"/>
-          <w:sz w:val="28"/>
-          <w:szCs w:val="28"/>
-        </w:rPr>
-        <w:t>風漸寒、景漸空</w:t>
-      </w:r>
-      <w:proofErr w:type="gramEnd"/>
-      <w:r>
-        <w:rPr>
-          <w:rFonts w:ascii="標楷體" w:eastAsia="標楷體" w:hAnsi="標楷體" w:hint="eastAsia"/>
-          <w:sz w:val="28"/>
-          <w:szCs w:val="28"/>
-        </w:rPr>
-        <w:t>、夕陽</w:t>
-      </w:r>
-      <w:proofErr w:type="gramStart"/>
-      <w:r>
-        <w:rPr>
-          <w:rFonts w:ascii="標楷體" w:eastAsia="標楷體" w:hAnsi="標楷體" w:hint="eastAsia"/>
-          <w:sz w:val="28"/>
-          <w:szCs w:val="28"/>
-        </w:rPr>
-        <w:t>映照空樓</w:t>
-      </w:r>
-      <w:proofErr w:type="gramEnd"/>
-      <w:r>
-        <w:rPr>
-          <w:rFonts w:ascii="標楷體" w:eastAsia="標楷體" w:hAnsi="標楷體" w:hint="eastAsia"/>
-          <w:sz w:val="28"/>
-          <w:szCs w:val="28"/>
-        </w:rPr>
-        <w:t>，景象淒清，</w:t>
-      </w:r>
-      <w:bookmarkStart w:id="4" w:name="_Hlk202448638"/>
-      <w:r>
-        <w:rPr>
-          <w:rFonts w:ascii="標楷體" w:eastAsia="標楷體" w:hAnsi="標楷體" w:hint="eastAsia"/>
-          <w:b/>
-          <w:bCs/>
-          <w:sz w:val="28"/>
-          <w:szCs w:val="28"/>
-        </w:rPr>
-        <w:t>烘托</w:t>
-      </w:r>
-      <w:bookmarkEnd w:id="4"/>
-      <w:r>
-        <w:rPr>
-          <w:rFonts w:ascii="標楷體" w:eastAsia="標楷體" w:hAnsi="標楷體" w:hint="eastAsia"/>
-          <w:sz w:val="28"/>
-          <w:szCs w:val="28"/>
-        </w:rPr>
-        <w:t>出詞人內心的孤寂與落寞。</w:t>
-      </w:r>
-    </w:p>
-    <w:p>
-      <w:pPr>
-        <w:spacing w:line="480" w:lineRule="exact"/>
-        <w:rPr>
-          <w:rFonts w:ascii="標楷體" w:eastAsia="標楷體" w:hAnsi="標楷體" w:hint="eastAsia"/>
-          <w:sz w:val="28"/>
-          <w:szCs w:val="28"/>
-        </w:rPr>
-      </w:pPr>
-      <w:r>
-        <w:rPr>
-          <w:rFonts w:ascii="標楷體" w:eastAsia="標楷體" w:hAnsi="標楷體" w:hint="eastAsia"/>
-          <w:sz w:val="28"/>
-          <w:szCs w:val="28"/>
-        </w:rPr>
-        <w:t xml:space="preserve">　　</w:t>
-      </w:r>
-      <w:r>
-        <w:rPr>
-          <w:rFonts w:ascii="標楷體" w:eastAsia="標楷體" w:hAnsi="標楷體" w:hint="eastAsia"/>
-          <w:sz w:val="28"/>
-          <w:szCs w:val="28"/>
-        </w:rPr>
-        <w:t>「是</w:t>
-      </w:r>
-      <w:proofErr w:type="gramStart"/>
-      <w:r>
-        <w:rPr>
-          <w:rFonts w:ascii="標楷體" w:eastAsia="標楷體" w:hAnsi="標楷體" w:hint="eastAsia"/>
-          <w:sz w:val="28"/>
-          <w:szCs w:val="28"/>
-        </w:rPr>
-        <w:t>處紅衰翠減，苒苒物華休</w:t>
-      </w:r>
-      <w:proofErr w:type="gramEnd"/>
-      <w:r>
-        <w:rPr>
-          <w:rFonts w:ascii="標楷體" w:eastAsia="標楷體" w:hAnsi="標楷體" w:hint="eastAsia"/>
-          <w:sz w:val="28"/>
-          <w:szCs w:val="28"/>
-        </w:rPr>
-        <w:t>」形容大自然逐漸凋零，象徵青春不再、</w:t>
-      </w:r>
-      <w:r>
-        <w:rPr>
-          <w:rFonts w:ascii="標楷體" w:eastAsia="標楷體" w:hAnsi="標楷體" w:hint="eastAsia"/>
-          <w:b/>
-          <w:bCs/>
-          <w:sz w:val="28"/>
-          <w:szCs w:val="28"/>
-        </w:rPr>
-        <w:t>盛景</w:t>
-      </w:r>
-      <w:r>
-        <w:rPr>
-          <w:rFonts w:ascii="標楷體" w:eastAsia="標楷體" w:hAnsi="標楷體" w:hint="eastAsia"/>
-          <w:sz w:val="28"/>
-          <w:szCs w:val="28"/>
-        </w:rPr>
-        <w:t>難留，反映出詞人對流</w:t>
-      </w:r>
-      <w:proofErr w:type="gramStart"/>
-      <w:r>
-        <w:rPr>
-          <w:rFonts w:ascii="標楷體" w:eastAsia="標楷體" w:hAnsi="標楷體" w:hint="eastAsia"/>
-          <w:sz w:val="28"/>
-          <w:szCs w:val="28"/>
-        </w:rPr>
-        <w:t>年易逝</w:t>
-      </w:r>
-      <w:proofErr w:type="gramEnd"/>
-      <w:r>
-        <w:rPr>
-          <w:rFonts w:ascii="標楷體" w:eastAsia="標楷體" w:hAnsi="標楷體" w:hint="eastAsia"/>
-          <w:sz w:val="28"/>
-          <w:szCs w:val="28"/>
-        </w:rPr>
-        <w:t>的感慨。而「惟有長江水，</w:t>
-      </w:r>
-      <w:proofErr w:type="gramStart"/>
-      <w:r>
-        <w:rPr>
-          <w:rFonts w:ascii="標楷體" w:eastAsia="標楷體" w:hAnsi="標楷體" w:hint="eastAsia"/>
-          <w:sz w:val="28"/>
-          <w:szCs w:val="28"/>
-        </w:rPr>
-        <w:t>無語東流</w:t>
-      </w:r>
-      <w:proofErr w:type="gramEnd"/>
-      <w:r>
-        <w:rPr>
-          <w:rFonts w:ascii="標楷體" w:eastAsia="標楷體" w:hAnsi="標楷體" w:hint="eastAsia"/>
-          <w:sz w:val="28"/>
-          <w:szCs w:val="28"/>
-        </w:rPr>
-        <w:t>」則以大江的沉默與不息，對比詞人無言的愁緒與命運的無常，</w:t>
-      </w:r>
-      <w:proofErr w:type="gramStart"/>
-      <w:r>
-        <w:rPr>
-          <w:rFonts w:ascii="標楷體" w:eastAsia="標楷體" w:hAnsi="標楷體" w:hint="eastAsia"/>
-          <w:sz w:val="28"/>
-          <w:szCs w:val="28"/>
-        </w:rPr>
-        <w:t>增添了詞中的</w:t>
-      </w:r>
-      <w:bookmarkStart w:id="5" w:name="_Hlk202448762"/>
-      <w:proofErr w:type="gramEnd"/>
-      <w:r>
-        <w:rPr>
-          <w:rFonts w:ascii="標楷體" w:eastAsia="標楷體" w:hAnsi="標楷體" w:hint="eastAsia"/>
-          <w:b/>
-          <w:bCs/>
-          <w:sz w:val="28"/>
-          <w:szCs w:val="28"/>
-        </w:rPr>
-        <w:t>哲理</w:t>
-      </w:r>
-      <w:bookmarkEnd w:id="5"/>
-      <w:r>
-        <w:rPr>
-          <w:rFonts w:ascii="標楷體" w:eastAsia="標楷體" w:hAnsi="標楷體" w:hint="eastAsia"/>
-          <w:sz w:val="28"/>
-          <w:szCs w:val="28"/>
-        </w:rPr>
-        <w:t>意味。</w:t>
-      </w:r>
-    </w:p>
-    <w:p>
-      <w:pPr>
-        <w:spacing w:line="480" w:lineRule="exact"/>
-        <w:rPr>
-          <w:rFonts w:ascii="標楷體" w:eastAsia="標楷體" w:hAnsi="標楷體" w:hint="eastAsia"/>
-          <w:sz w:val="28"/>
-          <w:szCs w:val="28"/>
-        </w:rPr>
-      </w:pPr>
-      <w:r>
-        <w:rPr>
-          <w:rFonts w:ascii="標楷體" w:eastAsia="標楷體" w:hAnsi="標楷體" w:hint="eastAsia"/>
-          <w:sz w:val="28"/>
-          <w:szCs w:val="28"/>
-        </w:rPr>
-        <w:t xml:space="preserve">　　</w:t>
-      </w:r>
-      <w:r>
-        <w:rPr>
-          <w:rFonts w:ascii="標楷體" w:eastAsia="標楷體" w:hAnsi="標楷體" w:hint="eastAsia"/>
-          <w:sz w:val="28"/>
-          <w:szCs w:val="28"/>
-        </w:rPr>
-        <w:t>下片情感進一步深化。詞人說「不忍</w:t>
-      </w:r>
-      <w:proofErr w:type="gramStart"/>
-      <w:r>
-        <w:rPr>
-          <w:rFonts w:ascii="標楷體" w:eastAsia="標楷體" w:hAnsi="標楷體" w:hint="eastAsia"/>
-          <w:sz w:val="28"/>
-          <w:szCs w:val="28"/>
-        </w:rPr>
-        <w:t>登高臨遠</w:t>
-      </w:r>
-      <w:proofErr w:type="gramEnd"/>
-      <w:r>
-        <w:rPr>
-          <w:rFonts w:ascii="標楷體" w:eastAsia="標楷體" w:hAnsi="標楷體" w:hint="eastAsia"/>
-          <w:sz w:val="28"/>
-          <w:szCs w:val="28"/>
-        </w:rPr>
-        <w:t>」，因為</w:t>
-      </w:r>
-      <w:proofErr w:type="gramStart"/>
-      <w:r>
-        <w:rPr>
-          <w:rFonts w:ascii="標楷體" w:eastAsia="標楷體" w:hAnsi="標楷體" w:hint="eastAsia"/>
-          <w:sz w:val="28"/>
-          <w:szCs w:val="28"/>
-        </w:rPr>
-        <w:t>一</w:t>
-      </w:r>
-      <w:proofErr w:type="gramEnd"/>
-      <w:r>
-        <w:rPr>
-          <w:rFonts w:ascii="標楷體" w:eastAsia="標楷體" w:hAnsi="標楷體" w:hint="eastAsia"/>
-          <w:sz w:val="28"/>
-          <w:szCs w:val="28"/>
-        </w:rPr>
-        <w:t>登高望遠，就會想起遙遠的故鄉，喚起難以平息的思鄉之情。「</w:t>
-      </w:r>
-      <w:proofErr w:type="gramStart"/>
-      <w:r>
-        <w:rPr>
-          <w:rFonts w:ascii="標楷體" w:eastAsia="標楷體" w:hAnsi="標楷體" w:hint="eastAsia"/>
-          <w:sz w:val="28"/>
-          <w:szCs w:val="28"/>
-        </w:rPr>
-        <w:t>歎年來</w:t>
-      </w:r>
-      <w:proofErr w:type="gramEnd"/>
-      <w:r>
-        <w:rPr>
-          <w:rFonts w:ascii="標楷體" w:eastAsia="標楷體" w:hAnsi="標楷體" w:hint="eastAsia"/>
-          <w:sz w:val="28"/>
-          <w:szCs w:val="28"/>
-        </w:rPr>
-        <w:t>蹤跡，</w:t>
-      </w:r>
-      <w:proofErr w:type="gramStart"/>
-      <w:r>
-        <w:rPr>
-          <w:rFonts w:ascii="標楷體" w:eastAsia="標楷體" w:hAnsi="標楷體" w:hint="eastAsia"/>
-          <w:sz w:val="28"/>
-          <w:szCs w:val="28"/>
-        </w:rPr>
-        <w:t>何事苦淹留</w:t>
-      </w:r>
-      <w:proofErr w:type="gramEnd"/>
-      <w:r>
-        <w:rPr>
-          <w:rFonts w:ascii="標楷體" w:eastAsia="標楷體" w:hAnsi="標楷體" w:hint="eastAsia"/>
-          <w:sz w:val="28"/>
-          <w:szCs w:val="28"/>
-        </w:rPr>
-        <w:t>」則是對自己多年漂泊異地的命運感到無奈和不解，透露出對仕途或人生的失望與倦怠。</w:t>
-      </w:r>
-    </w:p>
-    <w:p>
-      <w:pPr>
-        <w:spacing w:line="480" w:lineRule="exact"/>
-        <w:rPr>
-          <w:rFonts w:ascii="標楷體" w:eastAsia="標楷體" w:hAnsi="標楷體" w:hint="eastAsia"/>
-          <w:sz w:val="28"/>
-          <w:szCs w:val="28"/>
-        </w:rPr>
-      </w:pPr>
-      <w:r>
-        <w:rPr>
-          <w:rFonts w:ascii="標楷體" w:eastAsia="標楷體" w:hAnsi="標楷體" w:hint="eastAsia"/>
-          <w:sz w:val="28"/>
-          <w:szCs w:val="28"/>
-        </w:rPr>
-        <w:t xml:space="preserve">　　</w:t>
-      </w:r>
-      <w:r>
-        <w:rPr>
-          <w:rFonts w:ascii="標楷體" w:eastAsia="標楷體" w:hAnsi="標楷體" w:hint="eastAsia"/>
-          <w:sz w:val="28"/>
-          <w:szCs w:val="28"/>
-        </w:rPr>
-        <w:t>「想佳人、妝樓</w:t>
-      </w:r>
-      <w:proofErr w:type="gramStart"/>
-      <w:r>
-        <w:rPr>
-          <w:rFonts w:ascii="標楷體" w:eastAsia="標楷體" w:hAnsi="標楷體" w:hint="eastAsia"/>
-          <w:sz w:val="28"/>
-          <w:szCs w:val="28"/>
-        </w:rPr>
-        <w:t>顒</w:t>
-      </w:r>
-      <w:proofErr w:type="gramEnd"/>
-      <w:r>
-        <w:rPr>
-          <w:rFonts w:ascii="標楷體" w:eastAsia="標楷體" w:hAnsi="標楷體" w:hint="eastAsia"/>
-          <w:sz w:val="28"/>
-          <w:szCs w:val="28"/>
-        </w:rPr>
-        <w:t>望，誤幾回、天際</w:t>
-      </w:r>
-      <w:proofErr w:type="gramStart"/>
-      <w:r>
-        <w:rPr>
-          <w:rFonts w:ascii="標楷體" w:eastAsia="標楷體" w:hAnsi="標楷體" w:hint="eastAsia"/>
-          <w:sz w:val="28"/>
-          <w:szCs w:val="28"/>
-        </w:rPr>
-        <w:t>識歸舟</w:t>
-      </w:r>
-      <w:proofErr w:type="gramEnd"/>
-      <w:r>
-        <w:rPr>
-          <w:rFonts w:ascii="標楷體" w:eastAsia="標楷體" w:hAnsi="標楷體" w:hint="eastAsia"/>
-          <w:sz w:val="28"/>
-          <w:szCs w:val="28"/>
-        </w:rPr>
-        <w:t>」這一句充滿柔情與遺憾，詞人想像遠方的心上人一直盼望著他的歸來，卻屢屢認錯遠方</w:t>
-      </w:r>
-      <w:proofErr w:type="gramStart"/>
-      <w:r>
-        <w:rPr>
-          <w:rFonts w:ascii="標楷體" w:eastAsia="標楷體" w:hAnsi="標楷體" w:hint="eastAsia"/>
-          <w:sz w:val="28"/>
-          <w:szCs w:val="28"/>
-        </w:rPr>
-        <w:t>的船影</w:t>
-      </w:r>
-      <w:proofErr w:type="gramEnd"/>
-      <w:r>
-        <w:rPr>
-          <w:rFonts w:ascii="標楷體" w:eastAsia="標楷體" w:hAnsi="標楷體" w:hint="eastAsia"/>
-          <w:sz w:val="28"/>
-          <w:szCs w:val="28"/>
-        </w:rPr>
-        <w:t>。這不僅寫出戀人的苦候，也反映出詞人自己內心的愧疚與牽掛。</w:t>
-      </w:r>
-    </w:p>
-    <w:p>
-      <w:pPr>
-        <w:spacing w:line="480" w:lineRule="exact"/>
-        <w:rPr>
-          <w:rFonts w:ascii="標楷體" w:eastAsia="標楷體" w:hAnsi="標楷體" w:hint="eastAsia"/>
-          <w:sz w:val="28"/>
-          <w:szCs w:val="28"/>
-        </w:rPr>
-      </w:pPr>
-      <w:r>
-        <w:rPr>
-          <w:rFonts w:ascii="標楷體" w:eastAsia="標楷體" w:hAnsi="標楷體" w:hint="eastAsia"/>
-          <w:sz w:val="28"/>
-          <w:szCs w:val="28"/>
-        </w:rPr>
-        <w:t xml:space="preserve">　　</w:t>
-      </w:r>
-      <w:r>
-        <w:rPr>
-          <w:rFonts w:ascii="標楷體" w:eastAsia="標楷體" w:hAnsi="標楷體" w:hint="eastAsia"/>
-          <w:sz w:val="28"/>
-          <w:szCs w:val="28"/>
-        </w:rPr>
-        <w:t>最後「</w:t>
-      </w:r>
-      <w:proofErr w:type="gramStart"/>
-      <w:r>
-        <w:rPr>
-          <w:rFonts w:ascii="標楷體" w:eastAsia="標楷體" w:hAnsi="標楷體" w:hint="eastAsia"/>
-          <w:sz w:val="28"/>
-          <w:szCs w:val="28"/>
-        </w:rPr>
-        <w:t>爭知我</w:t>
-      </w:r>
-      <w:proofErr w:type="gramEnd"/>
-      <w:r>
-        <w:rPr>
-          <w:rFonts w:ascii="標楷體" w:eastAsia="標楷體" w:hAnsi="標楷體" w:hint="eastAsia"/>
-          <w:sz w:val="28"/>
-          <w:szCs w:val="28"/>
-        </w:rPr>
-        <w:t>、倚闌干處，正</w:t>
-      </w:r>
-      <w:proofErr w:type="gramStart"/>
-      <w:r>
-        <w:rPr>
-          <w:rFonts w:ascii="標楷體" w:eastAsia="標楷體" w:hAnsi="標楷體" w:hint="eastAsia"/>
-          <w:sz w:val="28"/>
-          <w:szCs w:val="28"/>
-        </w:rPr>
-        <w:t>恁凝愁」作結</w:t>
-      </w:r>
-      <w:proofErr w:type="gramEnd"/>
-      <w:r>
-        <w:rPr>
-          <w:rFonts w:ascii="標楷體" w:eastAsia="標楷體" w:hAnsi="標楷體" w:hint="eastAsia"/>
-          <w:sz w:val="28"/>
-          <w:szCs w:val="28"/>
-        </w:rPr>
-        <w:t>，詞人自己也</w:t>
-      </w:r>
-      <w:proofErr w:type="gramStart"/>
-      <w:r>
-        <w:rPr>
-          <w:rFonts w:ascii="標楷體" w:eastAsia="標楷體" w:hAnsi="標楷體" w:hint="eastAsia"/>
-          <w:sz w:val="28"/>
-          <w:szCs w:val="28"/>
-        </w:rPr>
-        <w:t>在愁思中倚欄</w:t>
-      </w:r>
-      <w:proofErr w:type="gramEnd"/>
-      <w:r>
-        <w:rPr>
-          <w:rFonts w:ascii="標楷體" w:eastAsia="標楷體" w:hAnsi="標楷體" w:hint="eastAsia"/>
-          <w:sz w:val="28"/>
-          <w:szCs w:val="28"/>
-        </w:rPr>
-        <w:t>遠望，雙方遙遙相望、卻無法相見，形成強烈的情感共鳴。</w:t>
-      </w:r>
-    </w:p>
-    <w:p>
-      <w:pPr>
-        <w:spacing w:line="480" w:lineRule="exact"/>
-        <w:rPr>
-          <w:rFonts w:ascii="標楷體" w:eastAsia="標楷體" w:hAnsi="標楷體"/>
-          <w:sz w:val="28"/>
-          <w:szCs w:val="28"/>
-        </w:rPr>
-      </w:pPr>
-      <w:r>
-        <w:rPr>
-          <w:rFonts w:ascii="標楷體" w:eastAsia="標楷體" w:hAnsi="標楷體" w:hint="eastAsia"/>
-          <w:sz w:val="28"/>
-          <w:szCs w:val="28"/>
-        </w:rPr>
-        <w:t xml:space="preserve">　　</w:t>
-      </w:r>
-      <w:r>
-        <w:rPr>
-          <w:rFonts w:ascii="標楷體" w:eastAsia="標楷體" w:hAnsi="標楷體" w:hint="eastAsia"/>
-          <w:sz w:val="28"/>
-          <w:szCs w:val="28"/>
-        </w:rPr>
-        <w:t>這首《八聲甘州》</w:t>
-      </w:r>
-      <w:proofErr w:type="gramStart"/>
-      <w:r>
-        <w:rPr>
-          <w:rFonts w:ascii="標楷體" w:eastAsia="標楷體" w:hAnsi="標楷體" w:hint="eastAsia"/>
-          <w:sz w:val="28"/>
-          <w:szCs w:val="28"/>
-        </w:rPr>
-        <w:t>是</w:t>
-      </w:r>
-      <w:r>
-        <w:rPr>
-          <w:rFonts w:ascii="標楷體" w:eastAsia="標楷體" w:hAnsi="標楷體" w:hint="eastAsia"/>
-          <w:sz w:val="28"/>
-          <w:szCs w:val="28"/>
-          <w:u w:val="single"/>
-        </w:rPr>
-        <w:t>柳永</w:t>
-      </w:r>
-      <w:proofErr w:type="gramEnd"/>
-      <w:r>
-        <w:rPr>
-          <w:rFonts w:ascii="標楷體" w:eastAsia="標楷體" w:hAnsi="標楷體" w:hint="eastAsia"/>
-          <w:sz w:val="28"/>
-          <w:szCs w:val="28"/>
-        </w:rPr>
-        <w:t>晚年心境的真實流露</w:t>
-      </w:r>
-      <w:r>
-        <w:rPr>
-          <w:rFonts w:ascii="標楷體" w:eastAsia="標楷體" w:hAnsi="標楷體" w:hint="eastAsia"/>
-          <w:sz w:val="28"/>
-          <w:szCs w:val="28"/>
-        </w:rPr>
-        <w:t>（</w:t>
-      </w:r>
-      <w:proofErr w:type="gramStart"/>
-      <w:r>
-        <w:rPr>
-          <w:rFonts w:ascii="標楷體" w:eastAsia="標楷體" w:hAnsi="標楷體" w:hint="eastAsia"/>
-          <w:color w:val="FF0000"/>
-          <w:sz w:val="16"/>
-          <w:szCs w:val="16"/>
-        </w:rPr>
-        <w:t>ㄌㄨ</w:t>
-      </w:r>
-      <w:r>
-        <w:rPr>
-          <w:rFonts w:ascii="標楷體" w:eastAsia="標楷體" w:hAnsi="標楷體" w:hint="eastAsia"/>
-          <w:color w:val="FF0000"/>
-          <w:sz w:val="16"/>
-          <w:szCs w:val="16"/>
-        </w:rPr>
-        <w:t>ˋ</w:t>
+        <w:t>ㄌㄨˋ</w:t>
       </w:r>
       <w:proofErr w:type="gramEnd"/>
       <w:r>
@@ -2558,21 +2245,21 @@
           <w:ilvl w:val="0"/>
           <w:numId w:val="5"/>
         </w:numPr>
-        <w:spacing w:line="480" w:lineRule="exact"/>
-        <w:ind w:leftChars="0"/>
-        <w:rPr>
-          <w:rFonts w:ascii="標楷體" w:eastAsia="標楷體" w:hAnsi="標楷體" w:hint="eastAsia"/>
-          <w:sz w:val="28"/>
-          <w:szCs w:val="28"/>
-        </w:rPr>
-      </w:pPr>
-      <w:r>
-        <w:rPr>
-          <w:rFonts w:ascii="標楷體" w:eastAsia="標楷體" w:hAnsi="標楷體" w:hint="eastAsia"/>
-          <w:sz w:val="28"/>
-          <w:szCs w:val="28"/>
-        </w:rPr>
-        <w:t>離鄉背井</w:t>
+        <w:spacing w:line="420" w:lineRule="exact"/>
+        <w:ind w:leftChars="0" w:left="284" w:hanging="284"/>
+        <w:rPr>
+          <w:rFonts w:ascii="標楷體" w:eastAsia="標楷體" w:hAnsi="標楷體"/>
+          <w:sz w:val="28"/>
+          <w:szCs w:val="28"/>
+        </w:rPr>
+      </w:pPr>
+      <w:r>
+        <w:rPr>
+          <w:rFonts w:ascii="標楷體" w:eastAsia="標楷體" w:hAnsi="標楷體" w:hint="eastAsia"/>
+          <w:sz w:val="28"/>
+          <w:szCs w:val="28"/>
+        </w:rPr>
+        <w:t>冷清寂寥</w:t>
       </w:r>
       <w:r>
         <w:rPr>
@@ -2588,27 +2275,25 @@
           <w:sz w:val="28"/>
           <w:szCs w:val="28"/>
         </w:rPr>
-        <w:t>離開故鄉，在外地生活。</w:t>
-      </w:r>
-    </w:p>
-    <w:p>
-      <w:pPr>
-        <w:pStyle w:val="a6"/>
-        <w:spacing w:line="480" w:lineRule="exact"/>
-        <w:ind w:leftChars="0"/>
-        <w:rPr>
-          <w:rFonts w:ascii="標楷體" w:eastAsia="標楷體" w:hAnsi="標楷體"/>
-          <w:sz w:val="28"/>
-          <w:szCs w:val="28"/>
-        </w:rPr>
-      </w:pPr>
-      <w:r>
-        <w:rPr>
-          <w:rFonts w:ascii="標楷體" w:eastAsia="標楷體" w:hAnsi="標楷體" w:hint="eastAsia"/>
-          <w:sz w:val="28"/>
-          <w:szCs w:val="28"/>
-        </w:rPr>
-        <w:t>【例】逢年過節，離鄉背井的遊子總是格外思念親人。</w:t>
+        <w:t>冷清、清靜，寂靜空虛。指環境因缺乏人煙或活力而顯得淒涼無聲。</w:t>
+      </w:r>
+      <w:proofErr w:type="gramStart"/>
+      <w:r>
+        <w:rPr>
+          <w:rFonts w:ascii="標楷體" w:eastAsia="標楷體" w:hAnsi="標楷體" w:hint="eastAsia"/>
+          <w:sz w:val="28"/>
+          <w:szCs w:val="28"/>
+        </w:rPr>
+        <w:t>在詞作</w:t>
+      </w:r>
+      <w:proofErr w:type="gramEnd"/>
+      <w:r>
+        <w:rPr>
+          <w:rFonts w:ascii="標楷體" w:eastAsia="標楷體" w:hAnsi="標楷體" w:hint="eastAsia"/>
+          <w:sz w:val="28"/>
+          <w:szCs w:val="28"/>
+        </w:rPr>
+        <w:t>中，它描繪出秋風吹過後山河一片蕭瑟的景況，象徵詞人內心缺乏寄託與陪伴的極度孤獨感。</w:t>
       </w:r>
     </w:p>
     <w:p>
@@ -2618,58 +2303,21 @@
           <w:ilvl w:val="0"/>
           <w:numId w:val="5"/>
         </w:numPr>
-        <w:spacing w:line="400" w:lineRule="exact"/>
-        <w:ind w:leftChars="0"/>
-        <w:rPr>
-          <w:rFonts w:ascii="標楷體" w:eastAsia="標楷體" w:hAnsi="標楷體"/>
-          <w:sz w:val="28"/>
-          <w:szCs w:val="28"/>
-        </w:rPr>
-      </w:pPr>
-      <w:proofErr w:type="gramStart"/>
-      <w:r>
-        <w:rPr>
-          <w:rFonts w:ascii="標楷體" w:eastAsia="標楷體" w:hAnsi="標楷體" w:hint="eastAsia"/>
-          <w:sz w:val="28"/>
-          <w:szCs w:val="28"/>
-        </w:rPr>
-        <w:t>羈</w:t>
-      </w:r>
-      <w:proofErr w:type="gramEnd"/>
-      <w:r>
-        <w:rPr>
-          <w:rFonts w:ascii="標楷體" w:eastAsia="標楷體" w:hAnsi="標楷體" w:hint="eastAsia"/>
-          <w:sz w:val="28"/>
-          <w:szCs w:val="28"/>
-        </w:rPr>
-        <w:t>（</w:t>
-      </w:r>
-      <w:proofErr w:type="gramStart"/>
-      <w:r>
-        <w:rPr>
-          <w:rFonts w:ascii="標楷體" w:eastAsia="標楷體" w:hAnsi="標楷體" w:hint="eastAsia"/>
-          <w:color w:val="FF0000"/>
-          <w:sz w:val="16"/>
-          <w:szCs w:val="16"/>
-        </w:rPr>
-        <w:t>ㄐㄧ</w:t>
-      </w:r>
-      <w:proofErr w:type="gramEnd"/>
-      <w:r>
-        <w:rPr>
-          <w:rFonts w:ascii="標楷體" w:eastAsia="標楷體" w:hAnsi="標楷體" w:hint="eastAsia"/>
-          <w:sz w:val="28"/>
-          <w:szCs w:val="28"/>
-        </w:rPr>
-        <w:t>）</w:t>
-      </w:r>
-      <w:r>
-        <w:rPr>
-          <w:rFonts w:ascii="標楷體" w:eastAsia="標楷體" w:hAnsi="標楷體" w:hint="eastAsia"/>
-          <w:sz w:val="28"/>
-          <w:szCs w:val="28"/>
-        </w:rPr>
-        <w:t>旅</w:t>
+        <w:spacing w:line="420" w:lineRule="exact"/>
+        <w:ind w:leftChars="0" w:left="284" w:hanging="284"/>
+        <w:rPr>
+          <w:rFonts w:ascii="標楷體" w:eastAsia="標楷體" w:hAnsi="標楷體" w:hint="eastAsia"/>
+          <w:sz w:val="28"/>
+          <w:szCs w:val="28"/>
+        </w:rPr>
+      </w:pPr>
+      <w:r>
+        <w:rPr>
+          <w:rFonts w:ascii="標楷體" w:eastAsia="標楷體" w:hAnsi="標楷體" w:hint="eastAsia"/>
+          <w:sz w:val="28"/>
+          <w:szCs w:val="28"/>
+        </w:rPr>
+        <w:t>殷切</w:t>
       </w:r>
       <w:r>
         <w:rPr>
@@ -2685,23 +2333,7 @@
           <w:sz w:val="28"/>
           <w:szCs w:val="28"/>
         </w:rPr>
-        <w:t>寄居他鄉</w:t>
-      </w:r>
-      <w:r>
-        <w:rPr>
-          <w:rFonts w:ascii="標楷體" w:eastAsia="標楷體" w:hAnsi="標楷體" w:hint="eastAsia"/>
-          <w:sz w:val="28"/>
-          <w:szCs w:val="28"/>
-        </w:rPr>
-        <w:t>；</w:t>
-      </w:r>
-      <w:r>
-        <w:rPr>
-          <w:rFonts w:ascii="標楷體" w:eastAsia="標楷體" w:hAnsi="標楷體" w:hint="eastAsia"/>
-          <w:sz w:val="28"/>
-          <w:szCs w:val="28"/>
-        </w:rPr>
-        <w:t>寄身他鄉的旅客。</w:t>
+        <w:t>深厚迫切、極為誠懇。形容情感達到極高的濃度與渴望。文中用來刻畫遠方佳人盼望丈夫歸來的眼神與心情，將漫長等待中的焦慮與執著展現無遺。</w:t>
       </w:r>
     </w:p>
     <w:p>
@@ -2711,21 +2343,21 @@
           <w:ilvl w:val="0"/>
           <w:numId w:val="5"/>
         </w:numPr>
-        <w:spacing w:line="400" w:lineRule="exact"/>
-        <w:ind w:leftChars="0"/>
-        <w:rPr>
-          <w:rFonts w:ascii="標楷體" w:eastAsia="標楷體" w:hAnsi="標楷體" w:hint="eastAsia"/>
-          <w:sz w:val="28"/>
-          <w:szCs w:val="28"/>
-        </w:rPr>
-      </w:pPr>
-      <w:r>
-        <w:rPr>
-          <w:rFonts w:ascii="標楷體" w:eastAsia="標楷體" w:hAnsi="標楷體" w:hint="eastAsia"/>
-          <w:sz w:val="28"/>
-          <w:szCs w:val="28"/>
-        </w:rPr>
-        <w:t>烘托</w:t>
+        <w:spacing w:line="420" w:lineRule="exact"/>
+        <w:ind w:leftChars="0" w:left="284" w:hanging="284"/>
+        <w:rPr>
+          <w:rFonts w:ascii="標楷體" w:eastAsia="標楷體" w:hAnsi="標楷體"/>
+          <w:sz w:val="28"/>
+          <w:szCs w:val="28"/>
+        </w:rPr>
+      </w:pPr>
+      <w:r>
+        <w:rPr>
+          <w:rFonts w:ascii="標楷體" w:eastAsia="標楷體" w:hAnsi="標楷體" w:hint="eastAsia"/>
+          <w:sz w:val="28"/>
+          <w:szCs w:val="28"/>
+        </w:rPr>
+        <w:t>舟楫</w:t>
       </w:r>
       <w:r>
         <w:rPr>
@@ -2741,45 +2373,7 @@
           <w:sz w:val="28"/>
           <w:szCs w:val="28"/>
         </w:rPr>
-        <w:t>從周圍或旁邊渲染，使主體或重點更加顯明。</w:t>
-      </w:r>
-    </w:p>
-    <w:p>
-      <w:pPr>
-        <w:pStyle w:val="a6"/>
-        <w:spacing w:line="400" w:lineRule="exact"/>
-        <w:ind w:leftChars="0"/>
-        <w:rPr>
-          <w:rFonts w:ascii="標楷體" w:eastAsia="標楷體" w:hAnsi="標楷體"/>
-          <w:sz w:val="28"/>
-          <w:szCs w:val="28"/>
-        </w:rPr>
-      </w:pPr>
-      <w:r>
-        <w:rPr>
-          <w:rFonts w:ascii="標楷體" w:eastAsia="標楷體" w:hAnsi="標楷體" w:hint="eastAsia"/>
-          <w:sz w:val="28"/>
-          <w:szCs w:val="28"/>
-        </w:rPr>
-        <w:t>【例】這</w:t>
-      </w:r>
-      <w:proofErr w:type="gramStart"/>
-      <w:r>
-        <w:rPr>
-          <w:rFonts w:ascii="標楷體" w:eastAsia="標楷體" w:hAnsi="標楷體" w:hint="eastAsia"/>
-          <w:sz w:val="28"/>
-          <w:szCs w:val="28"/>
-        </w:rPr>
-        <w:t>齣</w:t>
-      </w:r>
-      <w:proofErr w:type="gramEnd"/>
-      <w:r>
-        <w:rPr>
-          <w:rFonts w:ascii="標楷體" w:eastAsia="標楷體" w:hAnsi="標楷體" w:hint="eastAsia"/>
-          <w:sz w:val="28"/>
-          <w:szCs w:val="28"/>
-        </w:rPr>
-        <w:t>戲因為配角的烘托，使主角形象更為鮮明。</w:t>
+        <w:t>船隻與船槳，為船隻的總稱。</w:t>
       </w:r>
     </w:p>
     <w:p>
@@ -2789,37 +2383,94 @@
           <w:ilvl w:val="0"/>
           <w:numId w:val="5"/>
         </w:numPr>
-        <w:spacing w:line="400" w:lineRule="exact"/>
-        <w:ind w:leftChars="0"/>
+        <w:spacing w:line="420" w:lineRule="exact"/>
+        <w:ind w:leftChars="0" w:left="284" w:hanging="284"/>
         <w:rPr>
           <w:rFonts w:ascii="標楷體" w:eastAsia="標楷體" w:hAnsi="標楷體"/>
           <w:sz w:val="28"/>
           <w:szCs w:val="28"/>
         </w:rPr>
       </w:pPr>
-      <w:r>
-        <w:rPr>
-          <w:rFonts w:ascii="標楷體" w:eastAsia="標楷體" w:hAnsi="標楷體" w:hint="eastAsia"/>
-          <w:sz w:val="28"/>
-          <w:szCs w:val="28"/>
-        </w:rPr>
-        <w:t>盛景</w:t>
-      </w:r>
-      <w:r>
-        <w:rPr>
-          <w:rFonts w:ascii="標楷體" w:eastAsia="標楷體" w:hAnsi="標楷體" w:hint="eastAsia"/>
-          <w:sz w:val="28"/>
-          <w:szCs w:val="28"/>
-        </w:rPr>
-        <w:t>：</w:t>
-      </w:r>
-      <w:r>
-        <w:rPr>
-          <w:rFonts w:ascii="標楷體" w:eastAsia="標楷體" w:hAnsi="標楷體" w:hint="eastAsia"/>
-          <w:sz w:val="28"/>
-          <w:szCs w:val="28"/>
-        </w:rPr>
-        <w:t>美麗、繁盛、熱鬧的景象或景色。</w:t>
+      <w:proofErr w:type="gramStart"/>
+      <w:r>
+        <w:rPr>
+          <w:rFonts w:ascii="標楷體" w:eastAsia="標楷體" w:hAnsi="標楷體" w:hint="eastAsia"/>
+          <w:sz w:val="28"/>
+          <w:szCs w:val="28"/>
+        </w:rPr>
+        <w:t>羈</w:t>
+      </w:r>
+      <w:proofErr w:type="gramEnd"/>
+      <w:r>
+        <w:rPr>
+          <w:rFonts w:ascii="標楷體" w:eastAsia="標楷體" w:hAnsi="標楷體" w:hint="eastAsia"/>
+          <w:sz w:val="28"/>
+          <w:szCs w:val="28"/>
+        </w:rPr>
+        <w:t>（</w:t>
+      </w:r>
+      <w:proofErr w:type="gramStart"/>
+      <w:r>
+        <w:rPr>
+          <w:rFonts w:ascii="標楷體" w:eastAsia="標楷體" w:hAnsi="標楷體" w:hint="eastAsia"/>
+          <w:color w:val="FF0000"/>
+          <w:sz w:val="16"/>
+          <w:szCs w:val="16"/>
+        </w:rPr>
+        <w:t>ㄐㄧ</w:t>
+      </w:r>
+      <w:proofErr w:type="gramEnd"/>
+      <w:r>
+        <w:rPr>
+          <w:rFonts w:ascii="標楷體" w:eastAsia="標楷體" w:hAnsi="標楷體" w:hint="eastAsia"/>
+          <w:sz w:val="28"/>
+          <w:szCs w:val="28"/>
+        </w:rPr>
+        <w:t>）旅：</w:t>
+      </w:r>
+      <w:r>
+        <w:rPr>
+          <w:rFonts w:ascii="標楷體" w:eastAsia="標楷體" w:hAnsi="標楷體" w:hint="eastAsia"/>
+          <w:sz w:val="28"/>
+          <w:szCs w:val="28"/>
+        </w:rPr>
+        <w:t>長年寄居異鄉、飄泊在外。隱含著無法落腳的無奈與孤苦。「</w:t>
+      </w:r>
+      <w:proofErr w:type="gramStart"/>
+      <w:r>
+        <w:rPr>
+          <w:rFonts w:ascii="標楷體" w:eastAsia="標楷體" w:hAnsi="標楷體" w:hint="eastAsia"/>
+          <w:sz w:val="28"/>
+          <w:szCs w:val="28"/>
+        </w:rPr>
+        <w:t>羈</w:t>
+      </w:r>
+      <w:proofErr w:type="gramEnd"/>
+      <w:r>
+        <w:rPr>
+          <w:rFonts w:ascii="標楷體" w:eastAsia="標楷體" w:hAnsi="標楷體" w:hint="eastAsia"/>
+          <w:sz w:val="28"/>
+          <w:szCs w:val="28"/>
+        </w:rPr>
+        <w:t>」有束縛、牽絆之意，「旅」代表客居，兩字結合精</w:t>
+      </w:r>
+      <w:proofErr w:type="gramStart"/>
+      <w:r>
+        <w:rPr>
+          <w:rFonts w:ascii="標楷體" w:eastAsia="標楷體" w:hAnsi="標楷體" w:hint="eastAsia"/>
+          <w:sz w:val="28"/>
+          <w:szCs w:val="28"/>
+        </w:rPr>
+        <w:t>準</w:t>
+      </w:r>
+      <w:proofErr w:type="gramEnd"/>
+      <w:r>
+        <w:rPr>
+          <w:rFonts w:ascii="標楷體" w:eastAsia="標楷體" w:hAnsi="標楷體" w:hint="eastAsia"/>
+          <w:sz w:val="28"/>
+          <w:szCs w:val="28"/>
+        </w:rPr>
+        <w:t>傳達出詞人為了名利或生活不得不浪跡天涯，內心卻極度渴望回歸家鄉的痛苦矛盾。</w:t>
       </w:r>
     </w:p>
     <w:p>
@@ -2829,8 +2480,8 @@
           <w:ilvl w:val="0"/>
           <w:numId w:val="5"/>
         </w:numPr>
-        <w:spacing w:line="400" w:lineRule="exact"/>
-        <w:ind w:leftChars="0"/>
+        <w:spacing w:line="420" w:lineRule="exact"/>
+        <w:ind w:leftChars="0" w:left="284" w:hanging="284"/>
         <w:rPr>
           <w:rFonts w:ascii="標楷體" w:eastAsia="標楷體" w:hAnsi="標楷體"/>
           <w:sz w:val="28"/>
@@ -2843,7 +2494,7 @@
           <w:sz w:val="28"/>
           <w:szCs w:val="28"/>
         </w:rPr>
-        <w:t>哲理</w:t>
+        <w:t>烘托</w:t>
       </w:r>
       <w:r>
         <w:rPr>
@@ -2859,7 +2510,43 @@
           <w:sz w:val="28"/>
           <w:szCs w:val="28"/>
         </w:rPr>
-        <w:t>有關宇宙人生的根本道理。【例】他這一番話很富哲理，使我獲益良多。</w:t>
+        <w:t>原為國畫修飾畫面的技法，後指從側面運用環境、景物等加以陪襯，使主體更加鮮明。一種借景抒情的文學手法。文中指作者利用「寒風、落日、冷樓」等外在淒清景致，渲染並</w:t>
+      </w:r>
+      <w:proofErr w:type="gramStart"/>
+      <w:r>
+        <w:rPr>
+          <w:rFonts w:ascii="標楷體" w:eastAsia="標楷體" w:hAnsi="標楷體" w:hint="eastAsia"/>
+          <w:sz w:val="28"/>
+          <w:szCs w:val="28"/>
+        </w:rPr>
+        <w:t>凸</w:t>
+      </w:r>
+      <w:proofErr w:type="gramEnd"/>
+      <w:r>
+        <w:rPr>
+          <w:rFonts w:ascii="標楷體" w:eastAsia="標楷體" w:hAnsi="標楷體" w:hint="eastAsia"/>
+          <w:sz w:val="28"/>
+          <w:szCs w:val="28"/>
+        </w:rPr>
+        <w:t>顯出詞人內心深</w:t>
+      </w:r>
+      <w:proofErr w:type="gramStart"/>
+      <w:r>
+        <w:rPr>
+          <w:rFonts w:ascii="標楷體" w:eastAsia="標楷體" w:hAnsi="標楷體" w:hint="eastAsia"/>
+          <w:sz w:val="28"/>
+          <w:szCs w:val="28"/>
+        </w:rPr>
+        <w:t>沉</w:t>
+      </w:r>
+      <w:proofErr w:type="gramEnd"/>
+      <w:r>
+        <w:rPr>
+          <w:rFonts w:ascii="標楷體" w:eastAsia="標楷體" w:hAnsi="標楷體" w:hint="eastAsia"/>
+          <w:sz w:val="28"/>
+          <w:szCs w:val="28"/>
+        </w:rPr>
+        <w:t>、無處安放的孤單與悲傷。</w:t>
       </w:r>
     </w:p>
     <w:p>
@@ -2869,21 +2556,21 @@
           <w:ilvl w:val="0"/>
           <w:numId w:val="5"/>
         </w:numPr>
-        <w:spacing w:line="400" w:lineRule="exact"/>
-        <w:ind w:leftChars="0"/>
-        <w:rPr>
-          <w:rFonts w:ascii="標楷體" w:eastAsia="標楷體" w:hAnsi="標楷體" w:hint="eastAsia"/>
-          <w:sz w:val="28"/>
-          <w:szCs w:val="28"/>
-        </w:rPr>
-      </w:pPr>
-      <w:r>
-        <w:rPr>
-          <w:rFonts w:ascii="標楷體" w:eastAsia="標楷體" w:hAnsi="標楷體" w:hint="eastAsia"/>
-          <w:sz w:val="28"/>
-          <w:szCs w:val="28"/>
-        </w:rPr>
-        <w:t>婉約</w:t>
+        <w:spacing w:line="420" w:lineRule="exact"/>
+        <w:ind w:leftChars="0" w:left="284" w:hanging="284"/>
+        <w:rPr>
+          <w:rFonts w:ascii="標楷體" w:eastAsia="標楷體" w:hAnsi="標楷體"/>
+          <w:sz w:val="28"/>
+          <w:szCs w:val="28"/>
+        </w:rPr>
+      </w:pPr>
+      <w:r>
+        <w:rPr>
+          <w:rFonts w:ascii="標楷體" w:eastAsia="標楷體" w:hAnsi="標楷體" w:hint="eastAsia"/>
+          <w:sz w:val="28"/>
+          <w:szCs w:val="28"/>
+        </w:rPr>
+        <w:t>盛景</w:t>
       </w:r>
       <w:r>
         <w:rPr>
@@ -2899,7 +2586,160 @@
           <w:sz w:val="28"/>
           <w:szCs w:val="28"/>
         </w:rPr>
-        <w:t>婉轉含蓄。【例】她的個性溫柔婉約，很好相處。</w:t>
+        <w:t>美好浩大的景象、繁華美好的景色。不僅指自然界花草茂盛的大好秋色，更隱喻人生的黃金歲月與青春年華。文中「盛景難留」表達對時光流逝、榮枯無常的悲嘆。</w:t>
+      </w:r>
+    </w:p>
+    <w:p>
+      <w:pPr>
+        <w:pStyle w:val="a6"/>
+        <w:numPr>
+          <w:ilvl w:val="0"/>
+          <w:numId w:val="5"/>
+        </w:numPr>
+        <w:spacing w:line="420" w:lineRule="exact"/>
+        <w:ind w:leftChars="0" w:left="284" w:hanging="284"/>
+        <w:rPr>
+          <w:rFonts w:ascii="標楷體" w:eastAsia="標楷體" w:hAnsi="標楷體"/>
+          <w:sz w:val="28"/>
+          <w:szCs w:val="28"/>
+        </w:rPr>
+      </w:pPr>
+      <w:r>
+        <w:rPr>
+          <w:rFonts w:ascii="標楷體" w:eastAsia="標楷體" w:hAnsi="標楷體" w:hint="eastAsia"/>
+          <w:sz w:val="28"/>
+          <w:szCs w:val="28"/>
+        </w:rPr>
+        <w:t>哲理：</w:t>
+      </w:r>
+      <w:r>
+        <w:rPr>
+          <w:rFonts w:ascii="標楷體" w:eastAsia="標楷體" w:hAnsi="標楷體" w:hint="eastAsia"/>
+          <w:sz w:val="28"/>
+          <w:szCs w:val="28"/>
+        </w:rPr>
+        <w:t>關於宇宙和人生根本原理的智慧與道理。超越一時一地的個人情緒，昇華至對生命本質的體悟。文中「長江水</w:t>
+      </w:r>
+      <w:proofErr w:type="gramStart"/>
+      <w:r>
+        <w:rPr>
+          <w:rFonts w:ascii="標楷體" w:eastAsia="標楷體" w:hAnsi="標楷體" w:hint="eastAsia"/>
+          <w:sz w:val="28"/>
+          <w:szCs w:val="28"/>
+        </w:rPr>
+        <w:t>無語東流</w:t>
+      </w:r>
+      <w:proofErr w:type="gramEnd"/>
+      <w:r>
+        <w:rPr>
+          <w:rFonts w:ascii="標楷體" w:eastAsia="標楷體" w:hAnsi="標楷體" w:hint="eastAsia"/>
+          <w:sz w:val="28"/>
+          <w:szCs w:val="28"/>
+        </w:rPr>
+        <w:t>」不只是寫景，更暗示自然永恆不息與個人生命渺小短暫的強烈對比。</w:t>
+      </w:r>
+    </w:p>
+    <w:p>
+      <w:pPr>
+        <w:pStyle w:val="a6"/>
+        <w:numPr>
+          <w:ilvl w:val="0"/>
+          <w:numId w:val="5"/>
+        </w:numPr>
+        <w:spacing w:line="420" w:lineRule="exact"/>
+        <w:ind w:leftChars="0" w:left="284" w:hanging="284"/>
+        <w:rPr>
+          <w:rFonts w:ascii="標楷體" w:eastAsia="標楷體" w:hAnsi="標楷體"/>
+          <w:sz w:val="28"/>
+          <w:szCs w:val="28"/>
+        </w:rPr>
+      </w:pPr>
+      <w:r>
+        <w:rPr>
+          <w:rFonts w:ascii="標楷體" w:eastAsia="標楷體" w:hAnsi="標楷體" w:hint="eastAsia"/>
+          <w:sz w:val="28"/>
+          <w:szCs w:val="28"/>
+        </w:rPr>
+        <w:t>婉約：</w:t>
+      </w:r>
+      <w:r>
+        <w:rPr>
+          <w:rFonts w:ascii="標楷體" w:eastAsia="標楷體" w:hAnsi="標楷體" w:hint="eastAsia"/>
+          <w:sz w:val="28"/>
+          <w:szCs w:val="28"/>
+        </w:rPr>
+        <w:t>柔美含蓄、委婉委曲。</w:t>
+      </w:r>
+      <w:r>
+        <w:rPr>
+          <w:rFonts w:ascii="標楷體" w:eastAsia="標楷體" w:hAnsi="標楷體" w:hint="eastAsia"/>
+          <w:sz w:val="28"/>
+          <w:szCs w:val="28"/>
+          <w:u w:val="single"/>
+        </w:rPr>
+        <w:t>宋</w:t>
+      </w:r>
+      <w:r>
+        <w:rPr>
+          <w:rFonts w:ascii="標楷體" w:eastAsia="標楷體" w:hAnsi="標楷體" w:hint="eastAsia"/>
+          <w:sz w:val="28"/>
+          <w:szCs w:val="28"/>
+        </w:rPr>
+        <w:t>詞的一大風格流派。不同於豪放派</w:t>
+      </w:r>
+      <w:proofErr w:type="gramStart"/>
+      <w:r>
+        <w:rPr>
+          <w:rFonts w:ascii="標楷體" w:eastAsia="標楷體" w:hAnsi="標楷體" w:hint="eastAsia"/>
+          <w:sz w:val="28"/>
+          <w:szCs w:val="28"/>
+        </w:rPr>
+        <w:t>的直白壯闊</w:t>
+      </w:r>
+      <w:proofErr w:type="gramEnd"/>
+      <w:r>
+        <w:rPr>
+          <w:rFonts w:ascii="標楷體" w:eastAsia="標楷體" w:hAnsi="標楷體" w:hint="eastAsia"/>
+          <w:sz w:val="28"/>
+          <w:szCs w:val="28"/>
+        </w:rPr>
+        <w:t>，婉約派側重細膩柔和的情感表達。文中詞人將思鄉</w:t>
+      </w:r>
+      <w:proofErr w:type="gramStart"/>
+      <w:r>
+        <w:rPr>
+          <w:rFonts w:ascii="標楷體" w:eastAsia="標楷體" w:hAnsi="標楷體" w:hint="eastAsia"/>
+          <w:sz w:val="28"/>
+          <w:szCs w:val="28"/>
+        </w:rPr>
+        <w:t>與懷人之</w:t>
+      </w:r>
+      <w:proofErr w:type="gramEnd"/>
+      <w:r>
+        <w:rPr>
+          <w:rFonts w:ascii="標楷體" w:eastAsia="標楷體" w:hAnsi="標楷體" w:hint="eastAsia"/>
+          <w:sz w:val="28"/>
+          <w:szCs w:val="28"/>
+        </w:rPr>
+        <w:t>情含蓄地層層鋪陳，表現出纏綿悱惻、深</w:t>
+      </w:r>
+      <w:proofErr w:type="gramStart"/>
+      <w:r>
+        <w:rPr>
+          <w:rFonts w:ascii="標楷體" w:eastAsia="標楷體" w:hAnsi="標楷體" w:hint="eastAsia"/>
+          <w:sz w:val="28"/>
+          <w:szCs w:val="28"/>
+        </w:rPr>
+        <w:t>沉</w:t>
+      </w:r>
+      <w:proofErr w:type="gramEnd"/>
+      <w:r>
+        <w:rPr>
+          <w:rFonts w:ascii="標楷體" w:eastAsia="標楷體" w:hAnsi="標楷體" w:hint="eastAsia"/>
+          <w:sz w:val="28"/>
+          <w:szCs w:val="28"/>
+        </w:rPr>
+        <w:t>而不張揚的審美意境。</w:t>
       </w:r>
     </w:p>
     <w:sectPr>
@@ -2941,6 +2781,7 @@
         <w:docPartUnique/>
       </w:docPartObj>
     </w:sdtPr>
+    <w:sdtEndPr/>
     <w:sdtContent>
       <w:p>
         <w:pPr>
